--- a/docs/deliverables/人工智能工具使用情况说明_460737.docx
+++ b/docs/deliverables/人工智能工具使用情况说明_460737.docx
@@ -4,105 +4,108 @@
   <w:body>
     <w:p>
       <w:pPr>
+        <w:spacing w:before="280" w:after="120"/>
         <w:jc w:val="center"/>
       </w:pPr>
       <w:r>
         <w:rPr>
           <w:rFonts w:ascii="SimSun" w:hAnsi="SimSun"/>
           <w:b/>
-          <w:sz w:val="30"/>
+          <w:color w:val="1A1A1A"/>
+          <w:sz w:val="36"/>
         </w:rPr>
         <w:t>2026年第十四届全国大学生数字媒体科技作品及创意竞赛</w:t>
       </w:r>
     </w:p>
     <w:p>
       <w:pPr>
+        <w:spacing w:before="280" w:after="120"/>
         <w:jc w:val="center"/>
       </w:pPr>
       <w:r>
         <w:rPr>
           <w:rFonts w:ascii="SimSun" w:hAnsi="SimSun"/>
           <w:b/>
-          <w:sz w:val="34"/>
+          <w:color w:val="1A1A1A"/>
+          <w:sz w:val="36"/>
         </w:rPr>
         <w:t>人工智能工具使用情况说明</w:t>
       </w:r>
     </w:p>
     <w:p>
       <w:pPr>
-        <w:jc w:val="center"/>
+        <w:ind w:left="360"/>
       </w:pPr>
       <w:r>
         <w:rPr>
           <w:rFonts w:ascii="SimSun" w:hAnsi="SimSun"/>
+          <w:color w:val="3B332A"/>
           <w:sz w:val="20"/>
         </w:rPr>
-        <w:t>（参赛团队按参考模板填写 · 作品编号 460737）</w:t>
+        <w:t>作品名称：</w:t>
+      </w:r>
+      <w:r>
+        <w:rPr>
+          <w:rFonts w:ascii="SimSun" w:hAnsi="SimSun"/>
+          <w:b/>
+          <w:color w:val="3B332A"/>
+          <w:sz w:val="20"/>
+        </w:rPr>
+        <w:t>把名字留下来：四行仓库·苏州河北岸的四百余个名字</w:t>
+      </w:r>
+      <w:r>
+        <w:rPr>
+          <w:rFonts w:ascii="SimSun" w:hAnsi="SimSun"/>
+          <w:color w:val="3B332A"/>
+          <w:sz w:val="20"/>
+        </w:rPr>
+        <w:br/>
+        <w:t>作品编号：</w:t>
+      </w:r>
+      <w:r>
+        <w:rPr>
+          <w:rFonts w:ascii="SimSun" w:hAnsi="SimSun"/>
+          <w:b/>
+          <w:color w:val="3B332A"/>
+          <w:sz w:val="20"/>
+        </w:rPr>
+        <w:t>460737</w:t>
+      </w:r>
+      <w:r>
+        <w:rPr>
+          <w:rFonts w:ascii="SimSun" w:hAnsi="SimSun"/>
+          <w:color w:val="3B332A"/>
+          <w:sz w:val="20"/>
+        </w:rPr>
+        <w:br/>
+        <w:t>参赛赛道／赛项：本科及以上学历赛道 · 指定命题「红色之旅 追梦铸魂」（以报名系统为准）</w:t>
+        <w:br/>
+        <w:t>AI 使用情况：</w:t>
+      </w:r>
+      <w:r>
+        <w:rPr>
+          <w:rFonts w:ascii="SimSun" w:hAnsi="SimSun"/>
+          <w:b/>
+          <w:color w:val="3B332A"/>
+          <w:sz w:val="20"/>
+        </w:rPr>
+        <w:t>☑ 已使用</w:t>
+      </w:r>
+      <w:r>
+        <w:rPr>
+          <w:rFonts w:ascii="SimSun" w:hAnsi="SimSun"/>
+          <w:color w:val="3B332A"/>
+          <w:sz w:val="20"/>
+        </w:rPr>
+        <w:t xml:space="preserve">　□ 未使用</w:t>
+        <w:br/>
+        <w:br/>
+        <w:t>说明：按赛事匿名化要求，本文件不填写学校、团队成员和指导教师等可识别身份的信息；身份材料由报名系统另行管理。</w:t>
       </w:r>
     </w:p>
     <w:p>
-      <w:pPr>
-        <w:spacing w:line="324" w:lineRule="auto" w:after="80"/>
-      </w:pPr>
       <w:r>
-        <w:rPr>
-          <w:b/>
-          <w:color w:val="1A1A1A"/>
-          <w:sz w:val="21"/>
-        </w:rPr>
-        <w:t>作品名称：把名字留下来：四行仓库·苏州河北岸的四百余个名字</w:t>
-      </w:r>
-    </w:p>
-    <w:p>
-      <w:pPr>
-        <w:spacing w:line="324" w:lineRule="auto" w:after="80"/>
-      </w:pPr>
-      <w:r>
-        <w:rPr>
-          <w:b/>
-          <w:color w:val="1A1A1A"/>
-          <w:sz w:val="21"/>
-        </w:rPr>
-        <w:t>作品编号：460737</w:t>
-      </w:r>
-    </w:p>
-    <w:p>
-      <w:pPr>
-        <w:spacing w:line="324" w:lineRule="auto" w:after="80"/>
-      </w:pPr>
-      <w:r>
-        <w:rPr>
-          <w:b/>
-          <w:color w:val="1A1A1A"/>
-          <w:sz w:val="21"/>
-        </w:rPr>
-        <w:t>参赛赛道／赛项：本科及以上学历赛道 · 指定命题「红色之旅 追梦铸魂」（以报名系统为准）</w:t>
-      </w:r>
-    </w:p>
-    <w:p>
-      <w:pPr>
-        <w:spacing w:line="324" w:lineRule="auto" w:after="80"/>
-      </w:pPr>
-      <w:r>
-        <w:rPr>
-          <w:b/>
-          <w:color w:val="1A1A1A"/>
-          <w:sz w:val="21"/>
-        </w:rPr>
-        <w:t>AI 使用情况：☑ 已使用    □ 未使用</w:t>
-      </w:r>
-    </w:p>
-    <w:p>
-      <w:pPr>
-        <w:spacing w:line="324" w:lineRule="auto" w:after="80"/>
-      </w:pPr>
-      <w:r>
-        <w:rPr>
-          <w:b w:val="0"/>
-          <w:color w:val="1A1A1A"/>
-          <w:sz w:val="21"/>
-        </w:rPr>
-        <w:t>说明：按赛事匿名化要求，本文件不填写学校、团队成员和指导教师等可识别身份的信息；身份材料由报名系统另行管理。</w:t>
+        <w:t>────────────────────────────────────────</w:t>
       </w:r>
     </w:p>
     <w:p>
@@ -111,9 +114,10 @@
       </w:pPr>
       <w:r>
         <w:rPr>
+          <w:rFonts w:ascii="SimSun" w:hAnsi="SimSun"/>
           <w:b/>
           <w:color w:val="1A1A1A"/>
-          <w:sz w:val="30"/>
+          <w:sz w:val="28"/>
         </w:rPr>
         <w:t>一、作品基本信息与 AI 使用状态</w:t>
       </w:r>
@@ -132,13 +136,9 @@
       <w:tr>
         <w:tc>
           <w:tcPr>
-            <w:tcW w:type="dxa" w:w="3000"/>
+            <w:tcW w:type="dxa" w:w="4320"/>
           </w:tcPr>
           <w:p>
-            <w:pPr>
-              <w:jc w:val="center"/>
-            </w:pPr>
-            <w:r/>
             <w:r>
               <w:rPr>
                 <w:rFonts w:ascii="SimSun" w:hAnsi="SimSun"/>
@@ -151,13 +151,9 @@
         </w:tc>
         <w:tc>
           <w:tcPr>
-            <w:tcW w:type="dxa" w:w="8600"/>
+            <w:tcW w:type="dxa" w:w="4320"/>
           </w:tcPr>
           <w:p>
-            <w:pPr>
-              <w:jc w:val="center"/>
-            </w:pPr>
-            <w:r/>
             <w:r>
               <w:rPr>
                 <w:rFonts w:ascii="SimSun" w:hAnsi="SimSun"/>
@@ -172,17 +168,12 @@
       <w:tr>
         <w:tc>
           <w:tcPr>
-            <w:tcW w:type="dxa" w:w="3000"/>
+            <w:tcW w:type="dxa" w:w="4320"/>
           </w:tcPr>
           <w:p>
-            <w:pPr>
-              <w:spacing w:line="300" w:lineRule="auto"/>
-            </w:pPr>
-            <w:r/>
             <w:r>
               <w:rPr>
                 <w:rFonts w:ascii="SimSun" w:hAnsi="SimSun"/>
-                <w:color w:val="1A1A1A"/>
                 <w:sz w:val="19"/>
               </w:rPr>
               <w:t>作品名称</w:t>
@@ -191,17 +182,12 @@
         </w:tc>
         <w:tc>
           <w:tcPr>
-            <w:tcW w:type="dxa" w:w="8600"/>
+            <w:tcW w:type="dxa" w:w="4320"/>
           </w:tcPr>
           <w:p>
-            <w:pPr>
-              <w:spacing w:line="300" w:lineRule="auto"/>
-            </w:pPr>
-            <w:r/>
             <w:r>
               <w:rPr>
                 <w:rFonts w:ascii="SimSun" w:hAnsi="SimSun"/>
-                <w:color w:val="1A1A1A"/>
                 <w:sz w:val="19"/>
               </w:rPr>
               <w:t>把名字留下来：四行仓库·苏州河北岸的四百余个名字</w:t>
@@ -212,17 +198,12 @@
       <w:tr>
         <w:tc>
           <w:tcPr>
-            <w:tcW w:type="dxa" w:w="3000"/>
+            <w:tcW w:type="dxa" w:w="4320"/>
           </w:tcPr>
           <w:p>
-            <w:pPr>
-              <w:spacing w:line="300" w:lineRule="auto"/>
-            </w:pPr>
-            <w:r/>
             <w:r>
               <w:rPr>
                 <w:rFonts w:ascii="SimSun" w:hAnsi="SimSun"/>
-                <w:color w:val="1A1A1A"/>
                 <w:sz w:val="19"/>
               </w:rPr>
               <w:t>作品编号</w:t>
@@ -231,17 +212,12 @@
         </w:tc>
         <w:tc>
           <w:tcPr>
-            <w:tcW w:type="dxa" w:w="8600"/>
+            <w:tcW w:type="dxa" w:w="4320"/>
           </w:tcPr>
           <w:p>
-            <w:pPr>
-              <w:spacing w:line="300" w:lineRule="auto"/>
-            </w:pPr>
-            <w:r/>
             <w:r>
               <w:rPr>
                 <w:rFonts w:ascii="SimSun" w:hAnsi="SimSun"/>
-                <w:color w:val="1A1A1A"/>
                 <w:sz w:val="19"/>
               </w:rPr>
               <w:t>460737</w:t>
@@ -252,17 +228,12 @@
       <w:tr>
         <w:tc>
           <w:tcPr>
-            <w:tcW w:type="dxa" w:w="3000"/>
+            <w:tcW w:type="dxa" w:w="4320"/>
           </w:tcPr>
           <w:p>
-            <w:pPr>
-              <w:spacing w:line="300" w:lineRule="auto"/>
-            </w:pPr>
-            <w:r/>
             <w:r>
               <w:rPr>
                 <w:rFonts w:ascii="SimSun" w:hAnsi="SimSun"/>
-                <w:color w:val="1A1A1A"/>
                 <w:sz w:val="19"/>
               </w:rPr>
               <w:t>参赛赛道／赛项</w:t>
@@ -271,17 +242,12 @@
         </w:tc>
         <w:tc>
           <w:tcPr>
-            <w:tcW w:type="dxa" w:w="8600"/>
+            <w:tcW w:type="dxa" w:w="4320"/>
           </w:tcPr>
           <w:p>
-            <w:pPr>
-              <w:spacing w:line="300" w:lineRule="auto"/>
-            </w:pPr>
-            <w:r/>
             <w:r>
               <w:rPr>
                 <w:rFonts w:ascii="SimSun" w:hAnsi="SimSun"/>
-                <w:color w:val="1A1A1A"/>
                 <w:sz w:val="19"/>
               </w:rPr>
               <w:t>本科及以上学历赛道 · 指定命题「红色之旅 追梦铸魂」</w:t>
@@ -292,17 +258,12 @@
       <w:tr>
         <w:tc>
           <w:tcPr>
-            <w:tcW w:type="dxa" w:w="3000"/>
+            <w:tcW w:type="dxa" w:w="4320"/>
           </w:tcPr>
           <w:p>
-            <w:pPr>
-              <w:spacing w:line="300" w:lineRule="auto"/>
-            </w:pPr>
-            <w:r/>
             <w:r>
               <w:rPr>
                 <w:rFonts w:ascii="SimSun" w:hAnsi="SimSun"/>
-                <w:color w:val="1A1A1A"/>
                 <w:sz w:val="19"/>
               </w:rPr>
               <w:t>AI 使用情况</w:t>
@@ -311,17 +272,12 @@
         </w:tc>
         <w:tc>
           <w:tcPr>
-            <w:tcW w:type="dxa" w:w="8600"/>
+            <w:tcW w:type="dxa" w:w="4320"/>
           </w:tcPr>
           <w:p>
-            <w:pPr>
-              <w:spacing w:line="300" w:lineRule="auto"/>
-            </w:pPr>
-            <w:r/>
             <w:r>
               <w:rPr>
                 <w:rFonts w:ascii="SimSun" w:hAnsi="SimSun"/>
-                <w:color w:val="1A1A1A"/>
                 <w:sz w:val="19"/>
               </w:rPr>
               <w:t>☑ 已使用</w:t>
@@ -333,15 +289,20 @@
     <w:p/>
     <w:p>
       <w:pPr>
-        <w:spacing w:line="324" w:lineRule="auto" w:after="80"/>
+        <w:spacing w:line="336" w:lineRule="auto" w:after="80"/>
       </w:pPr>
       <w:r>
         <w:rPr>
-          <w:b w:val="0"/>
+          <w:rFonts w:ascii="SimSun" w:hAnsi="SimSun"/>
           <w:color w:val="1A1A1A"/>
           <w:sz w:val="21"/>
         </w:rPr>
-        <w:t>本作品在正文创作辅助、插画生成、音效生成、代码与测试辅助、文档整理等环节使用了人工智能工具；选题、叙事结构、人物设定、结局机制、交互设计、史料取舍与最终验收由团队完成。全部 AI 生成或辅助生成内容均经过人工筛选、修改与核验，正文中的史实断言以可核查史料卡为准。</w:t>
+        <w:t>本作品在正文创作辅助、插画生成、音效生成、代码与测试辅助、文档整理等环节用了人工智能工具。选题、叙事结构、人物设定、结局机制、交互设计、史料取舍与最终验收由团队完成。AI 生成或辅助生成的内容都经过人工筛选、修改和核验，正文里的史实断言以可核查的史料卡为准。</w:t>
+      </w:r>
+    </w:p>
+    <w:p>
+      <w:r>
+        <w:t>────────────────────────────────────────</w:t>
       </w:r>
     </w:p>
     <w:p>
@@ -350,24 +311,12 @@
       </w:pPr>
       <w:r>
         <w:rPr>
+          <w:rFonts w:ascii="SimSun" w:hAnsi="SimSun"/>
           <w:b/>
           <w:color w:val="1A1A1A"/>
-          <w:sz w:val="30"/>
+          <w:sz w:val="28"/>
         </w:rPr>
         <w:t>二、主要 AI 工具及使用情况</w:t>
-      </w:r>
-    </w:p>
-    <w:p>
-      <w:pPr>
-        <w:spacing w:line="324" w:lineRule="auto" w:after="80"/>
-      </w:pPr>
-      <w:r>
-        <w:rPr>
-          <w:b w:val="0"/>
-          <w:color w:val="1A1A1A"/>
-          <w:sz w:val="21"/>
-        </w:rPr>
-        <w:t>仅填写对作品形成具有实际影响的主要工具或模型；一般性资料查询未列入。</w:t>
       </w:r>
     </w:p>
     <w:tbl>
@@ -386,13 +335,9 @@
       <w:tr>
         <w:tc>
           <w:tcPr>
-            <w:tcW w:type="dxa" w:w="2400"/>
+            <w:tcW w:type="dxa" w:w="2160"/>
           </w:tcPr>
           <w:p>
-            <w:pPr>
-              <w:jc w:val="center"/>
-            </w:pPr>
-            <w:r/>
             <w:r>
               <w:rPr>
                 <w:rFonts w:ascii="SimSun" w:hAnsi="SimSun"/>
@@ -405,13 +350,9 @@
         </w:tc>
         <w:tc>
           <w:tcPr>
-            <w:tcW w:type="dxa" w:w="2200"/>
+            <w:tcW w:type="dxa" w:w="2160"/>
           </w:tcPr>
           <w:p>
-            <w:pPr>
-              <w:jc w:val="center"/>
-            </w:pPr>
-            <w:r/>
             <w:r>
               <w:rPr>
                 <w:rFonts w:ascii="SimSun" w:hAnsi="SimSun"/>
@@ -424,13 +365,9 @@
         </w:tc>
         <w:tc>
           <w:tcPr>
-            <w:tcW w:type="dxa" w:w="3400"/>
+            <w:tcW w:type="dxa" w:w="2160"/>
           </w:tcPr>
           <w:p>
-            <w:pPr>
-              <w:jc w:val="center"/>
-            </w:pPr>
-            <w:r/>
             <w:r>
               <w:rPr>
                 <w:rFonts w:ascii="SimSun" w:hAnsi="SimSun"/>
@@ -443,13 +380,9 @@
         </w:tc>
         <w:tc>
           <w:tcPr>
-            <w:tcW w:type="dxa" w:w="3600"/>
+            <w:tcW w:type="dxa" w:w="2160"/>
           </w:tcPr>
           <w:p>
-            <w:pPr>
-              <w:jc w:val="center"/>
-            </w:pPr>
-            <w:r/>
             <w:r>
               <w:rPr>
                 <w:rFonts w:ascii="SimSun" w:hAnsi="SimSun"/>
@@ -464,17 +397,12 @@
       <w:tr>
         <w:tc>
           <w:tcPr>
-            <w:tcW w:type="dxa" w:w="2400"/>
+            <w:tcW w:type="dxa" w:w="2160"/>
           </w:tcPr>
           <w:p>
-            <w:pPr>
-              <w:spacing w:line="300" w:lineRule="auto"/>
-            </w:pPr>
-            <w:r/>
             <w:r>
               <w:rPr>
                 <w:rFonts w:ascii="SimSun" w:hAnsi="SimSun"/>
-                <w:color w:val="1A1A1A"/>
                 <w:sz w:val="19"/>
               </w:rPr>
               <w:t>对话式大语言模型（DeepSeek 等，通过 AI 编程与写作工具调用）</w:t>
@@ -483,17 +411,12 @@
         </w:tc>
         <w:tc>
           <w:tcPr>
-            <w:tcW w:type="dxa" w:w="2200"/>
+            <w:tcW w:type="dxa" w:w="2160"/>
           </w:tcPr>
           <w:p>
-            <w:pPr>
-              <w:spacing w:line="300" w:lineRule="auto"/>
-            </w:pPr>
-            <w:r/>
             <w:r>
               <w:rPr>
                 <w:rFonts w:ascii="SimSun" w:hAnsi="SimSun"/>
-                <w:color w:val="1A1A1A"/>
                 <w:sz w:val="19"/>
               </w:rPr>
               <w:t>正文创作辅助、史实／文学审计辅助、代码开发、测试与文档</w:t>
@@ -502,36 +425,26 @@
         </w:tc>
         <w:tc>
           <w:tcPr>
-            <w:tcW w:type="dxa" w:w="3400"/>
+            <w:tcW w:type="dxa" w:w="2160"/>
           </w:tcPr>
           <w:p>
-            <w:pPr>
-              <w:spacing w:line="300" w:lineRule="auto"/>
-            </w:pPr>
-            <w:r/>
             <w:r>
               <w:rPr>
                 <w:rFonts w:ascii="SimSun" w:hAnsi="SimSun"/>
-                <w:color w:val="1A1A1A"/>
                 <w:sz w:val="19"/>
               </w:rPr>
-              <w:t>分卷初稿与改写建议；审计报告初稿；React/TypeScript/three.js 代码与测试脚本；文档整理</w:t>
+              <w:t>分卷初稿与改写建议；审计报告初稿；React/TypeScript/three.js 代码与 Playwright 测试脚本；文档整理</w:t>
             </w:r>
           </w:p>
         </w:tc>
         <w:tc>
           <w:tcPr>
-            <w:tcW w:type="dxa" w:w="3600"/>
+            <w:tcW w:type="dxa" w:w="2160"/>
           </w:tcPr>
           <w:p>
-            <w:pPr>
-              <w:spacing w:line="300" w:lineRule="auto"/>
-            </w:pPr>
-            <w:r/>
             <w:r>
               <w:rPr>
                 <w:rFonts w:ascii="SimSun" w:hAnsi="SimSun"/>
-                <w:color w:val="1A1A1A"/>
                 <w:sz w:val="19"/>
               </w:rPr>
               <w:t>团队确定选题、结构、人物与结局机制；逐段删改重写；事实以史料卡核验；代码逐行审阅后集成；执行禁用词扫描与朗读审校</w:t>
@@ -542,17 +455,12 @@
       <w:tr>
         <w:tc>
           <w:tcPr>
-            <w:tcW w:type="dxa" w:w="2400"/>
+            <w:tcW w:type="dxa" w:w="2160"/>
           </w:tcPr>
           <w:p>
-            <w:pPr>
-              <w:spacing w:line="300" w:lineRule="auto"/>
-            </w:pPr>
-            <w:r/>
             <w:r>
               <w:rPr>
                 <w:rFonts w:ascii="SimSun" w:hAnsi="SimSun"/>
-                <w:color w:val="1A1A1A"/>
                 <w:sz w:val="19"/>
               </w:rPr>
               <w:t>SDXL base 1.0 fp16 + SDXL-Lightning 4-step LoRA（本地部署，RTX 5070 Laptop 8GB）</w:t>
@@ -561,17 +469,12 @@
         </w:tc>
         <w:tc>
           <w:tcPr>
-            <w:tcW w:type="dxa" w:w="2200"/>
+            <w:tcW w:type="dxa" w:w="2160"/>
           </w:tcPr>
           <w:p>
-            <w:pPr>
-              <w:spacing w:line="300" w:lineRule="auto"/>
-            </w:pPr>
-            <w:r/>
             <w:r>
               <w:rPr>
                 <w:rFonts w:ascii="SimSun" w:hAnsi="SimSun"/>
-                <w:color w:val="1A1A1A"/>
                 <w:sz w:val="19"/>
               </w:rPr>
               <w:t>场景插画、结局插画、背景与素材生成</w:t>
@@ -580,17 +483,12 @@
         </w:tc>
         <w:tc>
           <w:tcPr>
-            <w:tcW w:type="dxa" w:w="3400"/>
+            <w:tcW w:type="dxa" w:w="2160"/>
           </w:tcPr>
           <w:p>
-            <w:pPr>
-              <w:spacing w:line="300" w:lineRule="auto"/>
-            </w:pPr>
-            <w:r/>
             <w:r>
               <w:rPr>
                 <w:rFonts w:ascii="SimSun" w:hAnsi="SimSun"/>
-                <w:color w:val="1A1A1A"/>
                 <w:sz w:val="19"/>
               </w:rPr>
               <w:t>500 条图片总谱，落盘 496 张；其中入屏 158 张逐张质检</w:t>
@@ -599,17 +497,12 @@
         </w:tc>
         <w:tc>
           <w:tcPr>
-            <w:tcW w:type="dxa" w:w="3600"/>
+            <w:tcW w:type="dxa" w:w="2160"/>
           </w:tcPr>
           <w:p>
-            <w:pPr>
-              <w:spacing w:line="300" w:lineRule="auto"/>
-            </w:pPr>
-            <w:r/>
             <w:r>
               <w:rPr>
                 <w:rFonts w:ascii="SimSun" w:hAnsi="SimSun"/>
-                <w:color w:val="1A1A1A"/>
                 <w:sz w:val="19"/>
               </w:rPr>
               <w:t>团队制定视觉圣经与分镜、写提示词与 seed；逐张 VLM 质检与人工抽查；重生成 8 张、剔除 4 张，对应场景改走渐变回退</w:t>
@@ -620,17 +513,12 @@
       <w:tr>
         <w:tc>
           <w:tcPr>
-            <w:tcW w:type="dxa" w:w="2400"/>
+            <w:tcW w:type="dxa" w:w="2160"/>
           </w:tcPr>
           <w:p>
-            <w:pPr>
-              <w:spacing w:line="300" w:lineRule="auto"/>
-            </w:pPr>
-            <w:r/>
             <w:r>
               <w:rPr>
                 <w:rFonts w:ascii="SimSun" w:hAnsi="SimSun"/>
-                <w:color w:val="1A1A1A"/>
                 <w:sz w:val="19"/>
               </w:rPr>
               <w:t>Qwen3-VL-2B-Instruct（本地部署）</w:t>
@@ -639,17 +527,12 @@
         </w:tc>
         <w:tc>
           <w:tcPr>
-            <w:tcW w:type="dxa" w:w="2200"/>
+            <w:tcW w:type="dxa" w:w="2160"/>
           </w:tcPr>
           <w:p>
-            <w:pPr>
-              <w:spacing w:line="300" w:lineRule="auto"/>
-            </w:pPr>
-            <w:r/>
             <w:r>
               <w:rPr>
                 <w:rFonts w:ascii="SimSun" w:hAnsi="SimSun"/>
-                <w:color w:val="1A1A1A"/>
                 <w:sz w:val="19"/>
               </w:rPr>
               <w:t>生成图逐张质检</w:t>
@@ -658,17 +541,12 @@
         </w:tc>
         <w:tc>
           <w:tcPr>
-            <w:tcW w:type="dxa" w:w="3400"/>
+            <w:tcW w:type="dxa" w:w="2160"/>
           </w:tcPr>
           <w:p>
-            <w:pPr>
-              <w:spacing w:line="300" w:lineRule="auto"/>
-            </w:pPr>
-            <w:r/>
             <w:r>
               <w:rPr>
                 <w:rFonts w:ascii="SimSun" w:hAnsi="SimSun"/>
-                <w:color w:val="1A1A1A"/>
                 <w:sz w:val="19"/>
               </w:rPr>
               <w:t>四维打分（prompt 符合度／时代准确性／画面瑕疵／危险元素），输出 pass／retry／reject</w:t>
@@ -677,17 +555,12 @@
         </w:tc>
         <w:tc>
           <w:tcPr>
-            <w:tcW w:type="dxa" w:w="3600"/>
+            <w:tcW w:type="dxa" w:w="2160"/>
           </w:tcPr>
           <w:p>
-            <w:pPr>
-              <w:spacing w:line="300" w:lineRule="auto"/>
-            </w:pPr>
-            <w:r/>
             <w:r>
               <w:rPr>
                 <w:rFonts w:ascii="SimSun" w:hAnsi="SimSun"/>
-                <w:color w:val="1A1A1A"/>
                 <w:sz w:val="19"/>
               </w:rPr>
               <w:t>团队制定评分口径与红线；每 50 张人工抽 10 张复核；据此决定重生成或剔除</w:t>
@@ -698,17 +571,12 @@
       <w:tr>
         <w:tc>
           <w:tcPr>
-            <w:tcW w:type="dxa" w:w="2400"/>
+            <w:tcW w:type="dxa" w:w="2160"/>
           </w:tcPr>
           <w:p>
-            <w:pPr>
-              <w:spacing w:line="300" w:lineRule="auto"/>
-            </w:pPr>
-            <w:r/>
             <w:r>
               <w:rPr>
                 <w:rFonts w:ascii="SimSun" w:hAnsi="SimSun"/>
-                <w:color w:val="1A1A1A"/>
                 <w:sz w:val="19"/>
               </w:rPr>
               <w:t>Stable Audio Open Small（497M，本地部署）</w:t>
@@ -717,17 +585,12 @@
         </w:tc>
         <w:tc>
           <w:tcPr>
-            <w:tcW w:type="dxa" w:w="2200"/>
+            <w:tcW w:type="dxa" w:w="2160"/>
           </w:tcPr>
           <w:p>
-            <w:pPr>
-              <w:spacing w:line="300" w:lineRule="auto"/>
-            </w:pPr>
-            <w:r/>
             <w:r>
               <w:rPr>
                 <w:rFonts w:ascii="SimSun" w:hAnsi="SimSun"/>
-                <w:color w:val="1A1A1A"/>
                 <w:sz w:val="19"/>
               </w:rPr>
               <w:t>环境音与交互音效生成</w:t>
@@ -736,17 +599,12 @@
         </w:tc>
         <w:tc>
           <w:tcPr>
-            <w:tcW w:type="dxa" w:w="3400"/>
+            <w:tcW w:type="dxa" w:w="2160"/>
           </w:tcPr>
           <w:p>
-            <w:pPr>
-              <w:spacing w:line="300" w:lineRule="auto"/>
-            </w:pPr>
-            <w:r/>
             <w:r>
               <w:rPr>
                 <w:rFonts w:ascii="SimSun" w:hAnsi="SimSun"/>
-                <w:color w:val="1A1A1A"/>
                 <w:sz w:val="19"/>
               </w:rPr>
               <w:t>28 条 OGG 音效（雨／雪／河水／脚步／旗面／人群低语／结局低音等）</w:t>
@@ -755,17 +613,12 @@
         </w:tc>
         <w:tc>
           <w:tcPr>
-            <w:tcW w:type="dxa" w:w="3600"/>
+            <w:tcW w:type="dxa" w:w="2160"/>
           </w:tcPr>
           <w:p>
-            <w:pPr>
-              <w:spacing w:line="300" w:lineRule="auto"/>
-            </w:pPr>
-            <w:r/>
             <w:r>
               <w:rPr>
                 <w:rFonts w:ascii="SimSun" w:hAnsi="SimSun"/>
-                <w:color w:val="1A1A1A"/>
                 <w:sz w:val="19"/>
               </w:rPr>
               <w:t>团队逐条写用途与质感描述、固定 seed；经典 DSP 后处理（EQ／响度归一／循环交叉淡化／48kHz）；逐条试听筛选</w:t>
@@ -776,17 +629,12 @@
       <w:tr>
         <w:tc>
           <w:tcPr>
-            <w:tcW w:type="dxa" w:w="2400"/>
+            <w:tcW w:type="dxa" w:w="2160"/>
           </w:tcPr>
           <w:p>
-            <w:pPr>
-              <w:spacing w:line="300" w:lineRule="auto"/>
-            </w:pPr>
-            <w:r/>
             <w:r>
               <w:rPr>
                 <w:rFonts w:ascii="SimSun" w:hAnsi="SimSun"/>
-                <w:color w:val="1A1A1A"/>
                 <w:sz w:val="19"/>
               </w:rPr>
               <w:t>Blender 4.2.3（bpy 脚本由对话式大语言模型辅助编写，本地无头运行）</w:t>
@@ -795,17 +643,12 @@
         </w:tc>
         <w:tc>
           <w:tcPr>
-            <w:tcW w:type="dxa" w:w="2200"/>
+            <w:tcW w:type="dxa" w:w="2160"/>
           </w:tcPr>
           <w:p>
-            <w:pPr>
-              <w:spacing w:line="300" w:lineRule="auto"/>
-            </w:pPr>
-            <w:r/>
             <w:r>
               <w:rPr>
                 <w:rFonts w:ascii="SimSun" w:hAnsi="SimSun"/>
-                <w:color w:val="1A1A1A"/>
                 <w:sz w:val="19"/>
               </w:rPr>
               <w:t>四行仓库西墙 3D 资产</w:t>
@@ -814,17 +657,12 @@
         </w:tc>
         <w:tc>
           <w:tcPr>
-            <w:tcW w:type="dxa" w:w="3400"/>
+            <w:tcW w:type="dxa" w:w="2160"/>
           </w:tcPr>
           <w:p>
-            <w:pPr>
-              <w:spacing w:line="300" w:lineRule="auto"/>
-            </w:pPr>
-            <w:r/>
             <w:r>
               <w:rPr>
                 <w:rFonts w:ascii="SimSun" w:hAnsi="SimSun"/>
-                <w:color w:val="1A1A1A"/>
                 <w:sz w:val="19"/>
               </w:rPr>
               <w:t>4,732 三角面 / 469.6 KB GLB（窗洞、弹孔、沙袋、铁门）</w:t>
@@ -833,17 +671,12 @@
         </w:tc>
         <w:tc>
           <w:tcPr>
-            <w:tcW w:type="dxa" w:w="3600"/>
+            <w:tcW w:type="dxa" w:w="2160"/>
           </w:tcPr>
           <w:p>
-            <w:pPr>
-              <w:spacing w:line="300" w:lineRule="auto"/>
-            </w:pPr>
-            <w:r/>
             <w:r>
               <w:rPr>
                 <w:rFonts w:ascii="SimSun" w:hAnsi="SimSun"/>
-                <w:color w:val="1A1A1A"/>
                 <w:sz w:val="19"/>
               </w:rPr>
               <w:t>团队确定比例、破洞与弹孔的取舍；脚本人工审阅；渲染核对后接入 three.js</w:t>
@@ -854,29 +687,22 @@
     </w:tbl>
     <w:p/>
     <w:p>
+      <w:r>
+        <w:t>────────────────────────────────────────</w:t>
+      </w:r>
+    </w:p>
+    <w:p>
       <w:pPr>
         <w:spacing w:before="280" w:after="120"/>
       </w:pPr>
       <w:r>
         <w:rPr>
+          <w:rFonts w:ascii="SimSun" w:hAnsi="SimSun"/>
           <w:b/>
           <w:color w:val="1A1A1A"/>
-          <w:sz w:val="30"/>
+          <w:sz w:val="28"/>
         </w:rPr>
         <w:t>三、代表性 AI 使用过程</w:t>
-      </w:r>
-    </w:p>
-    <w:p>
-      <w:pPr>
-        <w:spacing w:line="324" w:lineRule="auto" w:after="80"/>
-      </w:pPr>
-      <w:r>
-        <w:rPr>
-          <w:b w:val="0"/>
-          <w:color w:val="1A1A1A"/>
-          <w:sz w:val="21"/>
-        </w:rPr>
-        <w:t>结合实际选择 3 个对最终成果影响较大的环节，说明「使用目的—主要输入—AI 输出—人工处理—最终应用」。</w:t>
       </w:r>
     </w:p>
     <w:p>
@@ -885,6 +711,7 @@
       </w:pPr>
       <w:r>
         <w:rPr>
+          <w:rFonts w:ascii="SimSun" w:hAnsi="SimSun"/>
           <w:b/>
           <w:color w:val="1A1A1A"/>
           <w:sz w:val="24"/>
@@ -906,13 +733,9 @@
       <w:tr>
         <w:tc>
           <w:tcPr>
-            <w:tcW w:type="dxa" w:w="2600"/>
+            <w:tcW w:type="dxa" w:w="4320"/>
           </w:tcPr>
           <w:p>
-            <w:pPr>
-              <w:jc w:val="center"/>
-            </w:pPr>
-            <w:r/>
             <w:r>
               <w:rPr>
                 <w:rFonts w:ascii="SimSun" w:hAnsi="SimSun"/>
@@ -925,13 +748,9 @@
         </w:tc>
         <w:tc>
           <w:tcPr>
-            <w:tcW w:type="dxa" w:w="9000"/>
+            <w:tcW w:type="dxa" w:w="4320"/>
           </w:tcPr>
           <w:p>
-            <w:pPr>
-              <w:jc w:val="center"/>
-            </w:pPr>
-            <w:r/>
             <w:r>
               <w:rPr>
                 <w:rFonts w:ascii="SimSun" w:hAnsi="SimSun"/>
@@ -946,17 +765,12 @@
       <w:tr>
         <w:tc>
           <w:tcPr>
-            <w:tcW w:type="dxa" w:w="2600"/>
+            <w:tcW w:type="dxa" w:w="4320"/>
           </w:tcPr>
           <w:p>
-            <w:pPr>
-              <w:spacing w:line="300" w:lineRule="auto"/>
-            </w:pPr>
-            <w:r/>
             <w:r>
               <w:rPr>
                 <w:rFonts w:ascii="SimSun" w:hAnsi="SimSun"/>
-                <w:color w:val="1A1A1A"/>
                 <w:sz w:val="19"/>
               </w:rPr>
               <w:t>使用环节及目的</w:t>
@@ -965,17 +779,12 @@
         </w:tc>
         <w:tc>
           <w:tcPr>
-            <w:tcW w:type="dxa" w:w="9000"/>
+            <w:tcW w:type="dxa" w:w="4320"/>
           </w:tcPr>
           <w:p>
-            <w:pPr>
-              <w:spacing w:line="300" w:lineRule="auto"/>
-            </w:pPr>
-            <w:r/>
             <w:r>
               <w:rPr>
                 <w:rFonts w:ascii="SimSun" w:hAnsi="SimSun"/>
-                <w:color w:val="1A1A1A"/>
                 <w:sz w:val="19"/>
               </w:rPr>
               <w:t>113,048 字正文的分区写作与修改；史实与文学双轨审计辅助</w:t>
@@ -986,17 +795,12 @@
       <w:tr>
         <w:tc>
           <w:tcPr>
-            <w:tcW w:type="dxa" w:w="2600"/>
+            <w:tcW w:type="dxa" w:w="4320"/>
           </w:tcPr>
           <w:p>
-            <w:pPr>
-              <w:spacing w:line="300" w:lineRule="auto"/>
-            </w:pPr>
-            <w:r/>
             <w:r>
               <w:rPr>
                 <w:rFonts w:ascii="SimSun" w:hAnsi="SimSun"/>
-                <w:color w:val="1A1A1A"/>
                 <w:sz w:val="19"/>
               </w:rPr>
               <w:t>主要工具／模型</w:t>
@@ -1005,17 +809,12 @@
         </w:tc>
         <w:tc>
           <w:tcPr>
-            <w:tcW w:type="dxa" w:w="9000"/>
+            <w:tcW w:type="dxa" w:w="4320"/>
           </w:tcPr>
           <w:p>
-            <w:pPr>
-              <w:spacing w:line="300" w:lineRule="auto"/>
-            </w:pPr>
-            <w:r/>
             <w:r>
               <w:rPr>
                 <w:rFonts w:ascii="SimSun" w:hAnsi="SimSun"/>
-                <w:color w:val="1A1A1A"/>
                 <w:sz w:val="19"/>
               </w:rPr>
               <w:t>对话式大语言模型</w:t>
@@ -1026,17 +825,12 @@
       <w:tr>
         <w:tc>
           <w:tcPr>
-            <w:tcW w:type="dxa" w:w="2600"/>
+            <w:tcW w:type="dxa" w:w="4320"/>
           </w:tcPr>
           <w:p>
-            <w:pPr>
-              <w:spacing w:line="300" w:lineRule="auto"/>
-            </w:pPr>
-            <w:r/>
             <w:r>
               <w:rPr>
                 <w:rFonts w:ascii="SimSun" w:hAnsi="SimSun"/>
-                <w:color w:val="1A1A1A"/>
                 <w:sz w:val="19"/>
               </w:rPr>
               <w:t>主要输入或素材来源</w:t>
@@ -1045,17 +839,12 @@
         </w:tc>
         <w:tc>
           <w:tcPr>
-            <w:tcW w:type="dxa" w:w="9000"/>
+            <w:tcW w:type="dxa" w:w="4320"/>
           </w:tcPr>
           <w:p>
-            <w:pPr>
-              <w:spacing w:line="300" w:lineRule="auto"/>
-            </w:pPr>
-            <w:r/>
             <w:r>
               <w:rPr>
                 <w:rFonts w:ascii="SimSun" w:hAnsi="SimSun"/>
-                <w:color w:val="1A1A1A"/>
                 <w:sz w:val="19"/>
               </w:rPr>
               <w:t>团队编写的叙事圣经、分卷规划、人物设定；76 张史料卡（已核 63 张）；禁用词与红线清单</w:t>
@@ -1066,17 +855,12 @@
       <w:tr>
         <w:tc>
           <w:tcPr>
-            <w:tcW w:type="dxa" w:w="2600"/>
+            <w:tcW w:type="dxa" w:w="4320"/>
           </w:tcPr>
           <w:p>
-            <w:pPr>
-              <w:spacing w:line="300" w:lineRule="auto"/>
-            </w:pPr>
-            <w:r/>
             <w:r>
               <w:rPr>
                 <w:rFonts w:ascii="SimSun" w:hAnsi="SimSun"/>
-                <w:color w:val="1A1A1A"/>
                 <w:sz w:val="19"/>
               </w:rPr>
               <w:t>AI 主要输出</w:t>
@@ -1085,17 +869,12 @@
         </w:tc>
         <w:tc>
           <w:tcPr>
-            <w:tcW w:type="dxa" w:w="9000"/>
+            <w:tcW w:type="dxa" w:w="4320"/>
           </w:tcPr>
           <w:p>
-            <w:pPr>
-              <w:spacing w:line="300" w:lineRule="auto"/>
-            </w:pPr>
-            <w:r/>
             <w:r>
               <w:rPr>
                 <w:rFonts w:ascii="SimSun" w:hAnsi="SimSun"/>
-                <w:color w:val="1A1A1A"/>
                 <w:sz w:val="19"/>
               </w:rPr>
               <w:t>分卷初稿与扩写建议、审计意见初稿、可疑表述清单</w:t>
@@ -1106,17 +885,12 @@
       <w:tr>
         <w:tc>
           <w:tcPr>
-            <w:tcW w:type="dxa" w:w="2600"/>
+            <w:tcW w:type="dxa" w:w="4320"/>
           </w:tcPr>
           <w:p>
-            <w:pPr>
-              <w:spacing w:line="300" w:lineRule="auto"/>
-            </w:pPr>
-            <w:r/>
             <w:r>
               <w:rPr>
                 <w:rFonts w:ascii="SimSun" w:hAnsi="SimSun"/>
-                <w:color w:val="1A1A1A"/>
                 <w:sz w:val="19"/>
               </w:rPr>
               <w:t>学生筛选、修改或再创作</w:t>
@@ -1125,20 +899,15 @@
         </w:tc>
         <w:tc>
           <w:tcPr>
-            <w:tcW w:type="dxa" w:w="9000"/>
+            <w:tcW w:type="dxa" w:w="4320"/>
           </w:tcPr>
           <w:p>
-            <w:pPr>
-              <w:spacing w:line="300" w:lineRule="auto"/>
-            </w:pPr>
-            <w:r/>
             <w:r>
               <w:rPr>
                 <w:rFonts w:ascii="SimSun" w:hAnsi="SimSun"/>
-                <w:color w:val="1A1A1A"/>
                 <w:sz w:val="19"/>
               </w:rPr>
-              <w:t>逐段删改与重写（删除解释性旁白、AI 套话与重复句式）；史实断言逐条回到卡片原文核对；运行禁用词量化扫描；由独立审计流程复评（史实 P0=0、文学加权 4.59）</w:t>
+              <w:t>逐段删改与重写（删掉解释性旁白、AI 套话与重复句式）；史实断言逐条回到卡片原文核对；跑禁用词量化扫描；再由独立审计流程复评（史实 P0=0、文学加权 4.59）</w:t>
             </w:r>
           </w:p>
         </w:tc>
@@ -1146,17 +915,12 @@
       <w:tr>
         <w:tc>
           <w:tcPr>
-            <w:tcW w:type="dxa" w:w="2600"/>
+            <w:tcW w:type="dxa" w:w="4320"/>
           </w:tcPr>
           <w:p>
-            <w:pPr>
-              <w:spacing w:line="300" w:lineRule="auto"/>
-            </w:pPr>
-            <w:r/>
             <w:r>
               <w:rPr>
                 <w:rFonts w:ascii="SimSun" w:hAnsi="SimSun"/>
-                <w:color w:val="1A1A1A"/>
                 <w:sz w:val="19"/>
               </w:rPr>
               <w:t>最终成果中的应用位置</w:t>
@@ -1165,17 +929,12 @@
         </w:tc>
         <w:tc>
           <w:tcPr>
-            <w:tcW w:type="dxa" w:w="9000"/>
+            <w:tcW w:type="dxa" w:w="4320"/>
           </w:tcPr>
           <w:p>
-            <w:pPr>
-              <w:spacing w:line="300" w:lineRule="auto"/>
-            </w:pPr>
-            <w:r/>
             <w:r>
               <w:rPr>
                 <w:rFonts w:ascii="SimSun" w:hAnsi="SimSun"/>
-                <w:color w:val="1A1A1A"/>
                 <w:sz w:val="19"/>
               </w:rPr>
               <w:t>正文 140 个场景、9 个结局、10 篇人物志、15 篇「后来」</w:t>
@@ -1186,17 +945,12 @@
       <w:tr>
         <w:tc>
           <w:tcPr>
-            <w:tcW w:type="dxa" w:w="2600"/>
+            <w:tcW w:type="dxa" w:w="4320"/>
           </w:tcPr>
           <w:p>
-            <w:pPr>
-              <w:spacing w:line="300" w:lineRule="auto"/>
-            </w:pPr>
-            <w:r/>
             <w:r>
               <w:rPr>
                 <w:rFonts w:ascii="SimSun" w:hAnsi="SimSun"/>
-                <w:color w:val="1A1A1A"/>
                 <w:sz w:val="19"/>
               </w:rPr>
               <w:t>可核验材料</w:t>
@@ -1205,20 +959,50 @@
         </w:tc>
         <w:tc>
           <w:tcPr>
-            <w:tcW w:type="dxa" w:w="9000"/>
+            <w:tcW w:type="dxa" w:w="4320"/>
           </w:tcPr>
           <w:p>
-            <w:pPr>
-              <w:spacing w:line="300" w:lineRule="auto"/>
-            </w:pPr>
-            <w:r/>
             <w:r>
               <w:rPr>
                 <w:rFonts w:ascii="SimSun" w:hAnsi="SimSun"/>
-                <w:color w:val="1A1A1A"/>
                 <w:sz w:val="19"/>
               </w:rPr>
-              <w:t>docs/audit/ 双轨审计报告、字数统计脚本</w:t>
+              <w:t>docs/audit/FINAL-fact-audit.md</w:t>
+            </w:r>
+            <w:r>
+              <w:rPr>
+                <w:rFonts w:ascii="SimSun" w:hAnsi="SimSun"/>
+                <w:sz w:val="19"/>
+              </w:rPr>
+              <w:t>、</w:t>
+            </w:r>
+            <w:r>
+              <w:rPr>
+                <w:rFonts w:ascii="SimSun" w:hAnsi="SimSun"/>
+                <w:sz w:val="19"/>
+              </w:rPr>
+              <w:t>FINAL-literary-audit.md</w:t>
+            </w:r>
+            <w:r>
+              <w:rPr>
+                <w:rFonts w:ascii="SimSun" w:hAnsi="SimSun"/>
+                <w:sz w:val="19"/>
+              </w:rPr>
+              <w:t>、</w:t>
+            </w:r>
+            <w:r>
+              <w:rPr>
+                <w:rFonts w:ascii="SimSun" w:hAnsi="SimSun"/>
+                <w:sz w:val="19"/>
+              </w:rPr>
+              <w:t>docs/audit/2026-10-22-composite-fact.md</w:t>
+            </w:r>
+            <w:r>
+              <w:rPr>
+                <w:rFonts w:ascii="SimSun" w:hAnsi="SimSun"/>
+                <w:sz w:val="19"/>
+              </w:rPr>
+              <w:t>、字数统计脚本</w:t>
             </w:r>
           </w:p>
         </w:tc>
@@ -1231,6 +1015,7 @@
       </w:pPr>
       <w:r>
         <w:rPr>
+          <w:rFonts w:ascii="SimSun" w:hAnsi="SimSun"/>
           <w:b/>
           <w:color w:val="1A1A1A"/>
           <w:sz w:val="24"/>
@@ -1252,13 +1037,9 @@
       <w:tr>
         <w:tc>
           <w:tcPr>
-            <w:tcW w:type="dxa" w:w="2600"/>
+            <w:tcW w:type="dxa" w:w="4320"/>
           </w:tcPr>
           <w:p>
-            <w:pPr>
-              <w:jc w:val="center"/>
-            </w:pPr>
-            <w:r/>
             <w:r>
               <w:rPr>
                 <w:rFonts w:ascii="SimSun" w:hAnsi="SimSun"/>
@@ -1271,13 +1052,9 @@
         </w:tc>
         <w:tc>
           <w:tcPr>
-            <w:tcW w:type="dxa" w:w="9000"/>
+            <w:tcW w:type="dxa" w:w="4320"/>
           </w:tcPr>
           <w:p>
-            <w:pPr>
-              <w:jc w:val="center"/>
-            </w:pPr>
-            <w:r/>
             <w:r>
               <w:rPr>
                 <w:rFonts w:ascii="SimSun" w:hAnsi="SimSun"/>
@@ -1292,17 +1069,12 @@
       <w:tr>
         <w:tc>
           <w:tcPr>
-            <w:tcW w:type="dxa" w:w="2600"/>
+            <w:tcW w:type="dxa" w:w="4320"/>
           </w:tcPr>
           <w:p>
-            <w:pPr>
-              <w:spacing w:line="300" w:lineRule="auto"/>
-            </w:pPr>
-            <w:r/>
             <w:r>
               <w:rPr>
                 <w:rFonts w:ascii="SimSun" w:hAnsi="SimSun"/>
-                <w:color w:val="1A1A1A"/>
                 <w:sz w:val="19"/>
               </w:rPr>
               <w:t>使用环节及目的</w:t>
@@ -1311,17 +1083,12 @@
         </w:tc>
         <w:tc>
           <w:tcPr>
-            <w:tcW w:type="dxa" w:w="9000"/>
+            <w:tcW w:type="dxa" w:w="4320"/>
           </w:tcPr>
           <w:p>
-            <w:pPr>
-              <w:spacing w:line="300" w:lineRule="auto"/>
-            </w:pPr>
-            <w:r/>
             <w:r>
               <w:rPr>
                 <w:rFonts w:ascii="SimSun" w:hAnsi="SimSun"/>
-                <w:color w:val="1A1A1A"/>
                 <w:sz w:val="19"/>
               </w:rPr>
               <w:t>为 124 个场景与 6 个结局配图，统一视觉语言</w:t>
@@ -1332,17 +1099,12 @@
       <w:tr>
         <w:tc>
           <w:tcPr>
-            <w:tcW w:type="dxa" w:w="2600"/>
+            <w:tcW w:type="dxa" w:w="4320"/>
           </w:tcPr>
           <w:p>
-            <w:pPr>
-              <w:spacing w:line="300" w:lineRule="auto"/>
-            </w:pPr>
-            <w:r/>
             <w:r>
               <w:rPr>
                 <w:rFonts w:ascii="SimSun" w:hAnsi="SimSun"/>
-                <w:color w:val="1A1A1A"/>
                 <w:sz w:val="19"/>
               </w:rPr>
               <w:t>主要工具／模型</w:t>
@@ -1351,17 +1113,12 @@
         </w:tc>
         <w:tc>
           <w:tcPr>
-            <w:tcW w:type="dxa" w:w="9000"/>
+            <w:tcW w:type="dxa" w:w="4320"/>
           </w:tcPr>
           <w:p>
-            <w:pPr>
-              <w:spacing w:line="300" w:lineRule="auto"/>
-            </w:pPr>
-            <w:r/>
             <w:r>
               <w:rPr>
                 <w:rFonts w:ascii="SimSun" w:hAnsi="SimSun"/>
-                <w:color w:val="1A1A1A"/>
                 <w:sz w:val="19"/>
               </w:rPr>
               <w:t>SDXL base 1.0 + SDXL-Lightning LoRA；Qwen3-VL-2B 质检</w:t>
@@ -1372,17 +1129,12 @@
       <w:tr>
         <w:tc>
           <w:tcPr>
-            <w:tcW w:type="dxa" w:w="2600"/>
+            <w:tcW w:type="dxa" w:w="4320"/>
           </w:tcPr>
           <w:p>
-            <w:pPr>
-              <w:spacing w:line="300" w:lineRule="auto"/>
-            </w:pPr>
-            <w:r/>
             <w:r>
               <w:rPr>
                 <w:rFonts w:ascii="SimSun" w:hAnsi="SimSun"/>
-                <w:color w:val="1A1A1A"/>
                 <w:sz w:val="19"/>
               </w:rPr>
               <w:t>主要输入或素材来源</w:t>
@@ -1391,17 +1143,12 @@
         </w:tc>
         <w:tc>
           <w:tcPr>
-            <w:tcW w:type="dxa" w:w="9000"/>
+            <w:tcW w:type="dxa" w:w="4320"/>
           </w:tcPr>
           <w:p>
-            <w:pPr>
-              <w:spacing w:line="300" w:lineRule="auto"/>
-            </w:pPr>
-            <w:r/>
             <w:r>
               <w:rPr>
                 <w:rFonts w:ascii="SimSun" w:hAnsi="SimSun"/>
-                <w:color w:val="1A1A1A"/>
                 <w:sz w:val="19"/>
               </w:rPr>
               <w:t>团队编写的视觉圣经、场景分镜、色板与红线（无现代物、无清晰人脸、无真实人物肖像）</w:t>
@@ -1412,17 +1159,12 @@
       <w:tr>
         <w:tc>
           <w:tcPr>
-            <w:tcW w:type="dxa" w:w="2600"/>
+            <w:tcW w:type="dxa" w:w="4320"/>
           </w:tcPr>
           <w:p>
-            <w:pPr>
-              <w:spacing w:line="300" w:lineRule="auto"/>
-            </w:pPr>
-            <w:r/>
             <w:r>
               <w:rPr>
                 <w:rFonts w:ascii="SimSun" w:hAnsi="SimSun"/>
-                <w:color w:val="1A1A1A"/>
                 <w:sz w:val="19"/>
               </w:rPr>
               <w:t>AI 主要输出</w:t>
@@ -1431,17 +1173,12 @@
         </w:tc>
         <w:tc>
           <w:tcPr>
-            <w:tcW w:type="dxa" w:w="9000"/>
+            <w:tcW w:type="dxa" w:w="4320"/>
           </w:tcPr>
           <w:p>
-            <w:pPr>
-              <w:spacing w:line="300" w:lineRule="auto"/>
-            </w:pPr>
-            <w:r/>
             <w:r>
               <w:rPr>
                 <w:rFonts w:ascii="SimSun" w:hAnsi="SimSun"/>
-                <w:color w:val="1A1A1A"/>
                 <w:sz w:val="19"/>
               </w:rPr>
               <w:t>500 条图片总谱 → 496 张落盘；入屏 158 张</w:t>
@@ -1452,17 +1189,12 @@
       <w:tr>
         <w:tc>
           <w:tcPr>
-            <w:tcW w:type="dxa" w:w="2600"/>
+            <w:tcW w:type="dxa" w:w="4320"/>
           </w:tcPr>
           <w:p>
-            <w:pPr>
-              <w:spacing w:line="300" w:lineRule="auto"/>
-            </w:pPr>
-            <w:r/>
             <w:r>
               <w:rPr>
                 <w:rFonts w:ascii="SimSun" w:hAnsi="SimSun"/>
-                <w:color w:val="1A1A1A"/>
                 <w:sz w:val="19"/>
               </w:rPr>
               <w:t>学生筛选、修改或再创作</w:t>
@@ -1471,20 +1203,15 @@
         </w:tc>
         <w:tc>
           <w:tcPr>
-            <w:tcW w:type="dxa" w:w="9000"/>
+            <w:tcW w:type="dxa" w:w="4320"/>
           </w:tcPr>
           <w:p>
-            <w:pPr>
-              <w:spacing w:line="300" w:lineRule="auto"/>
-            </w:pPr>
-            <w:r/>
             <w:r>
               <w:rPr>
                 <w:rFonts w:ascii="SimSun" w:hAnsi="SimSun"/>
-                <w:color w:val="1A1A1A"/>
                 <w:sz w:val="19"/>
               </w:rPr>
-              <w:t>逐条设计提示词与 seed 并多轮迭代；VLM 四维质检 pass/retry/reject；重生成 8 张、剔除 4 张；人工每 50 抽 10 复核；构图裁切与层级适配</w:t>
+              <w:t>逐条设计提示词与 seed，反复调整；VLM 四维质检 pass/retry/reject；重生成 8 张、剔除 4 张；人工每 50 抽 10 复核；构图裁切与层级适配</w:t>
             </w:r>
           </w:p>
         </w:tc>
@@ -1492,17 +1219,12 @@
       <w:tr>
         <w:tc>
           <w:tcPr>
-            <w:tcW w:type="dxa" w:w="2600"/>
+            <w:tcW w:type="dxa" w:w="4320"/>
           </w:tcPr>
           <w:p>
-            <w:pPr>
-              <w:spacing w:line="300" w:lineRule="auto"/>
-            </w:pPr>
-            <w:r/>
             <w:r>
               <w:rPr>
                 <w:rFonts w:ascii="SimSun" w:hAnsi="SimSun"/>
-                <w:color w:val="1A1A1A"/>
                 <w:sz w:val="19"/>
               </w:rPr>
               <w:t>最终成果中的应用位置</w:t>
@@ -1511,20 +1233,36 @@
         </w:tc>
         <w:tc>
           <w:tcPr>
-            <w:tcW w:type="dxa" w:w="9000"/>
+            <w:tcW w:type="dxa" w:w="4320"/>
           </w:tcPr>
           <w:p>
-            <w:pPr>
-              <w:spacing w:line="300" w:lineRule="auto"/>
-            </w:pPr>
-            <w:r/>
             <w:r>
               <w:rPr>
                 <w:rFonts w:ascii="SimSun" w:hAnsi="SimSun"/>
-                <w:color w:val="1A1A1A"/>
                 <w:sz w:val="19"/>
               </w:rPr>
-              <w:t>public/art/ 496 张、public/bg/ 16 张分层背景；场景页与结局页</w:t>
+              <w:t>public/art/</w:t>
+            </w:r>
+            <w:r>
+              <w:rPr>
+                <w:rFonts w:ascii="SimSun" w:hAnsi="SimSun"/>
+                <w:sz w:val="19"/>
+              </w:rPr>
+              <w:t xml:space="preserve"> 496 张、</w:t>
+            </w:r>
+            <w:r>
+              <w:rPr>
+                <w:rFonts w:ascii="SimSun" w:hAnsi="SimSun"/>
+                <w:sz w:val="19"/>
+              </w:rPr>
+              <w:t>public/bg/</w:t>
+            </w:r>
+            <w:r>
+              <w:rPr>
+                <w:rFonts w:ascii="SimSun" w:hAnsi="SimSun"/>
+                <w:sz w:val="19"/>
+              </w:rPr>
+              <w:t xml:space="preserve"> 16 张分层背景；场景页与结局页</w:t>
             </w:r>
           </w:p>
         </w:tc>
@@ -1532,17 +1270,12 @@
       <w:tr>
         <w:tc>
           <w:tcPr>
-            <w:tcW w:type="dxa" w:w="2600"/>
+            <w:tcW w:type="dxa" w:w="4320"/>
           </w:tcPr>
           <w:p>
-            <w:pPr>
-              <w:spacing w:line="300" w:lineRule="auto"/>
-            </w:pPr>
-            <w:r/>
             <w:r>
               <w:rPr>
                 <w:rFonts w:ascii="SimSun" w:hAnsi="SimSun"/>
-                <w:color w:val="1A1A1A"/>
                 <w:sz w:val="19"/>
               </w:rPr>
               <w:t>可核验材料</w:t>
@@ -1551,20 +1284,50 @@
         </w:tc>
         <w:tc>
           <w:tcPr>
-            <w:tcW w:type="dxa" w:w="9000"/>
+            <w:tcW w:type="dxa" w:w="4320"/>
           </w:tcPr>
           <w:p>
-            <w:pPr>
-              <w:spacing w:line="300" w:lineRule="auto"/>
-            </w:pPr>
-            <w:r/>
             <w:r>
               <w:rPr>
                 <w:rFonts w:ascii="SimSun" w:hAnsi="SimSun"/>
-                <w:color w:val="1A1A1A"/>
                 <w:sz w:val="19"/>
               </w:rPr>
-              <w:t>docs/art/image-manifest.json、image-qa-report.md、spot-check.md、批次参数 JSON</w:t>
+              <w:t>docs/art/image-manifest.json</w:t>
+            </w:r>
+            <w:r>
+              <w:rPr>
+                <w:rFonts w:ascii="SimSun" w:hAnsi="SimSun"/>
+                <w:sz w:val="19"/>
+              </w:rPr>
+              <w:t>、</w:t>
+            </w:r>
+            <w:r>
+              <w:rPr>
+                <w:rFonts w:ascii="SimSun" w:hAnsi="SimSun"/>
+                <w:sz w:val="19"/>
+              </w:rPr>
+              <w:t>image-qa-report.md</w:t>
+            </w:r>
+            <w:r>
+              <w:rPr>
+                <w:rFonts w:ascii="SimSun" w:hAnsi="SimSun"/>
+                <w:sz w:val="19"/>
+              </w:rPr>
+              <w:t>、</w:t>
+            </w:r>
+            <w:r>
+              <w:rPr>
+                <w:rFonts w:ascii="SimSun" w:hAnsi="SimSun"/>
+                <w:sz w:val="19"/>
+              </w:rPr>
+              <w:t>spot-check.md</w:t>
+            </w:r>
+            <w:r>
+              <w:rPr>
+                <w:rFonts w:ascii="SimSun" w:hAnsi="SimSun"/>
+                <w:sz w:val="19"/>
+              </w:rPr>
+              <w:t>、批次参数 JSON</w:t>
             </w:r>
           </w:p>
         </w:tc>
@@ -1577,6 +1340,7 @@
       </w:pPr>
       <w:r>
         <w:rPr>
+          <w:rFonts w:ascii="SimSun" w:hAnsi="SimSun"/>
           <w:b/>
           <w:color w:val="1A1A1A"/>
           <w:sz w:val="24"/>
@@ -1598,13 +1362,9 @@
       <w:tr>
         <w:tc>
           <w:tcPr>
-            <w:tcW w:type="dxa" w:w="2600"/>
+            <w:tcW w:type="dxa" w:w="4320"/>
           </w:tcPr>
           <w:p>
-            <w:pPr>
-              <w:jc w:val="center"/>
-            </w:pPr>
-            <w:r/>
             <w:r>
               <w:rPr>
                 <w:rFonts w:ascii="SimSun" w:hAnsi="SimSun"/>
@@ -1617,13 +1377,9 @@
         </w:tc>
         <w:tc>
           <w:tcPr>
-            <w:tcW w:type="dxa" w:w="9000"/>
+            <w:tcW w:type="dxa" w:w="4320"/>
           </w:tcPr>
           <w:p>
-            <w:pPr>
-              <w:jc w:val="center"/>
-            </w:pPr>
-            <w:r/>
             <w:r>
               <w:rPr>
                 <w:rFonts w:ascii="SimSun" w:hAnsi="SimSun"/>
@@ -1638,17 +1394,12 @@
       <w:tr>
         <w:tc>
           <w:tcPr>
-            <w:tcW w:type="dxa" w:w="2600"/>
+            <w:tcW w:type="dxa" w:w="4320"/>
           </w:tcPr>
           <w:p>
-            <w:pPr>
-              <w:spacing w:line="300" w:lineRule="auto"/>
-            </w:pPr>
-            <w:r/>
             <w:r>
               <w:rPr>
                 <w:rFonts w:ascii="SimSun" w:hAnsi="SimSun"/>
-                <w:color w:val="1A1A1A"/>
                 <w:sz w:val="19"/>
               </w:rPr>
               <w:t>使用环节及目的</w:t>
@@ -1657,17 +1408,12 @@
         </w:tc>
         <w:tc>
           <w:tcPr>
-            <w:tcW w:type="dxa" w:w="9000"/>
+            <w:tcW w:type="dxa" w:w="4320"/>
           </w:tcPr>
           <w:p>
-            <w:pPr>
-              <w:spacing w:line="300" w:lineRule="auto"/>
-            </w:pPr>
-            <w:r/>
             <w:r>
               <w:rPr>
                 <w:rFonts w:ascii="SimSun" w:hAnsi="SimSun"/>
-                <w:color w:val="1A1A1A"/>
                 <w:sz w:val="19"/>
               </w:rPr>
               <w:t>28 条环境音与动作音，接入 42 个声音事件</w:t>
@@ -1678,17 +1424,12 @@
       <w:tr>
         <w:tc>
           <w:tcPr>
-            <w:tcW w:type="dxa" w:w="2600"/>
+            <w:tcW w:type="dxa" w:w="4320"/>
           </w:tcPr>
           <w:p>
-            <w:pPr>
-              <w:spacing w:line="300" w:lineRule="auto"/>
-            </w:pPr>
-            <w:r/>
             <w:r>
               <w:rPr>
                 <w:rFonts w:ascii="SimSun" w:hAnsi="SimSun"/>
-                <w:color w:val="1A1A1A"/>
                 <w:sz w:val="19"/>
               </w:rPr>
               <w:t>主要工具／模型</w:t>
@@ -1697,17 +1438,12 @@
         </w:tc>
         <w:tc>
           <w:tcPr>
-            <w:tcW w:type="dxa" w:w="9000"/>
+            <w:tcW w:type="dxa" w:w="4320"/>
           </w:tcPr>
           <w:p>
-            <w:pPr>
-              <w:spacing w:line="300" w:lineRule="auto"/>
-            </w:pPr>
-            <w:r/>
             <w:r>
               <w:rPr>
                 <w:rFonts w:ascii="SimSun" w:hAnsi="SimSun"/>
-                <w:color w:val="1A1A1A"/>
                 <w:sz w:val="19"/>
               </w:rPr>
               <w:t>Stable Audio Open Small（497M，本地）</w:t>
@@ -1718,17 +1454,12 @@
       <w:tr>
         <w:tc>
           <w:tcPr>
-            <w:tcW w:type="dxa" w:w="2600"/>
+            <w:tcW w:type="dxa" w:w="4320"/>
           </w:tcPr>
           <w:p>
-            <w:pPr>
-              <w:spacing w:line="300" w:lineRule="auto"/>
-            </w:pPr>
-            <w:r/>
             <w:r>
               <w:rPr>
                 <w:rFonts w:ascii="SimSun" w:hAnsi="SimSun"/>
-                <w:color w:val="1A1A1A"/>
                 <w:sz w:val="19"/>
               </w:rPr>
               <w:t>主要输入或素材来源</w:t>
@@ -1737,17 +1468,12 @@
         </w:tc>
         <w:tc>
           <w:tcPr>
-            <w:tcW w:type="dxa" w:w="9000"/>
+            <w:tcW w:type="dxa" w:w="4320"/>
           </w:tcPr>
           <w:p>
-            <w:pPr>
-              <w:spacing w:line="300" w:lineRule="auto"/>
-            </w:pPr>
-            <w:r/>
             <w:r>
               <w:rPr>
                 <w:rFonts w:ascii="SimSun" w:hAnsi="SimSun"/>
-                <w:color w:val="1A1A1A"/>
                 <w:sz w:val="19"/>
               </w:rPr>
               <w:t>每条音效的用途与质感文字描述、固定 seed、循环 22 秒要求</w:t>
@@ -1758,17 +1484,12 @@
       <w:tr>
         <w:tc>
           <w:tcPr>
-            <w:tcW w:type="dxa" w:w="2600"/>
+            <w:tcW w:type="dxa" w:w="4320"/>
           </w:tcPr>
           <w:p>
-            <w:pPr>
-              <w:spacing w:line="300" w:lineRule="auto"/>
-            </w:pPr>
-            <w:r/>
             <w:r>
               <w:rPr>
                 <w:rFonts w:ascii="SimSun" w:hAnsi="SimSun"/>
-                <w:color w:val="1A1A1A"/>
                 <w:sz w:val="19"/>
               </w:rPr>
               <w:t>AI 主要输出</w:t>
@@ -1777,17 +1498,12 @@
         </w:tc>
         <w:tc>
           <w:tcPr>
-            <w:tcW w:type="dxa" w:w="9000"/>
+            <w:tcW w:type="dxa" w:w="4320"/>
           </w:tcPr>
           <w:p>
-            <w:pPr>
-              <w:spacing w:line="300" w:lineRule="auto"/>
-            </w:pPr>
-            <w:r/>
             <w:r>
               <w:rPr>
                 <w:rFonts w:ascii="SimSun" w:hAnsi="SimSun"/>
-                <w:color w:val="1A1A1A"/>
                 <w:sz w:val="19"/>
               </w:rPr>
               <w:t>28 条 44.1kHz 原始音频</w:t>
@@ -1798,17 +1514,12 @@
       <w:tr>
         <w:tc>
           <w:tcPr>
-            <w:tcW w:type="dxa" w:w="2600"/>
+            <w:tcW w:type="dxa" w:w="4320"/>
           </w:tcPr>
           <w:p>
-            <w:pPr>
-              <w:spacing w:line="300" w:lineRule="auto"/>
-            </w:pPr>
-            <w:r/>
             <w:r>
               <w:rPr>
                 <w:rFonts w:ascii="SimSun" w:hAnsi="SimSun"/>
-                <w:color w:val="1A1A1A"/>
                 <w:sz w:val="19"/>
               </w:rPr>
               <w:t>学生筛选、修改或再创作</w:t>
@@ -1817,17 +1528,12 @@
         </w:tc>
         <w:tc>
           <w:tcPr>
-            <w:tcW w:type="dxa" w:w="9000"/>
+            <w:tcW w:type="dxa" w:w="4320"/>
           </w:tcPr>
           <w:p>
-            <w:pPr>
-              <w:spacing w:line="300" w:lineRule="auto"/>
-            </w:pPr>
-            <w:r/>
             <w:r>
               <w:rPr>
                 <w:rFonts w:ascii="SimSun" w:hAnsi="SimSun"/>
-                <w:color w:val="1A1A1A"/>
                 <w:sz w:val="19"/>
               </w:rPr>
               <w:t>逐条试听与频谱检查；DSP 做 EQ、响度归一、循环点交叉淡化、48kHz 重采样；八条环境床响度配平；Web Audio 总线、限流、淡入淡出与默认静音由团队实现</w:t>
@@ -1838,17 +1544,12 @@
       <w:tr>
         <w:tc>
           <w:tcPr>
-            <w:tcW w:type="dxa" w:w="2600"/>
+            <w:tcW w:type="dxa" w:w="4320"/>
           </w:tcPr>
           <w:p>
-            <w:pPr>
-              <w:spacing w:line="300" w:lineRule="auto"/>
-            </w:pPr>
-            <w:r/>
             <w:r>
               <w:rPr>
                 <w:rFonts w:ascii="SimSun" w:hAnsi="SimSun"/>
-                <w:color w:val="1A1A1A"/>
                 <w:sz w:val="19"/>
               </w:rPr>
               <w:t>最终成果中的应用位置</w:t>
@@ -1857,20 +1558,36 @@
         </w:tc>
         <w:tc>
           <w:tcPr>
-            <w:tcW w:type="dxa" w:w="9000"/>
+            <w:tcW w:type="dxa" w:w="4320"/>
           </w:tcPr>
           <w:p>
-            <w:pPr>
-              <w:spacing w:line="300" w:lineRule="auto"/>
-            </w:pPr>
-            <w:r/>
             <w:r>
               <w:rPr>
                 <w:rFonts w:ascii="SimSun" w:hAnsi="SimSun"/>
-                <w:color w:val="1A1A1A"/>
                 <w:sz w:val="19"/>
               </w:rPr>
-              <w:t>public/audio/ 28 条；src/game/audio.ts 的 42 个声音事件</w:t>
+              <w:t>public/audio/</w:t>
+            </w:r>
+            <w:r>
+              <w:rPr>
+                <w:rFonts w:ascii="SimSun" w:hAnsi="SimSun"/>
+                <w:sz w:val="19"/>
+              </w:rPr>
+              <w:t xml:space="preserve"> 28 条；</w:t>
+            </w:r>
+            <w:r>
+              <w:rPr>
+                <w:rFonts w:ascii="SimSun" w:hAnsi="SimSun"/>
+                <w:sz w:val="19"/>
+              </w:rPr>
+              <w:t>src/game/audio.ts</w:t>
+            </w:r>
+            <w:r>
+              <w:rPr>
+                <w:rFonts w:ascii="SimSun" w:hAnsi="SimSun"/>
+                <w:sz w:val="19"/>
+              </w:rPr>
+              <w:t xml:space="preserve"> 的 42 个事件（菜单／悬停／五种换场／六种载体／结局起势收束／八类环境点缀）</w:t>
             </w:r>
           </w:p>
         </w:tc>
@@ -1878,17 +1595,12 @@
       <w:tr>
         <w:tc>
           <w:tcPr>
-            <w:tcW w:type="dxa" w:w="2600"/>
+            <w:tcW w:type="dxa" w:w="4320"/>
           </w:tcPr>
           <w:p>
-            <w:pPr>
-              <w:spacing w:line="300" w:lineRule="auto"/>
-            </w:pPr>
-            <w:r/>
             <w:r>
               <w:rPr>
                 <w:rFonts w:ascii="SimSun" w:hAnsi="SimSun"/>
-                <w:color w:val="1A1A1A"/>
                 <w:sz w:val="19"/>
               </w:rPr>
               <w:t>可核验材料</w:t>
@@ -1897,20 +1609,57 @@
         </w:tc>
         <w:tc>
           <w:tcPr>
-            <w:tcW w:type="dxa" w:w="9000"/>
+            <w:tcW w:type="dxa" w:w="4320"/>
           </w:tcPr>
           <w:p>
-            <w:pPr>
-              <w:spacing w:line="300" w:lineRule="auto"/>
-            </w:pPr>
-            <w:r/>
             <w:r>
               <w:rPr>
                 <w:rFonts w:ascii="SimSun" w:hAnsi="SimSun"/>
-                <w:color w:val="1A1A1A"/>
                 <w:sz w:val="19"/>
               </w:rPr>
-              <w:t>docs/audio/audio-manifest.json、README.md、audit-loudness.json、verify-events.mjs</w:t>
+              <w:t>docs/audio/audio-manifest.json</w:t>
+            </w:r>
+            <w:r>
+              <w:rPr>
+                <w:rFonts w:ascii="SimSun" w:hAnsi="SimSun"/>
+                <w:sz w:val="19"/>
+              </w:rPr>
+              <w:t>、</w:t>
+            </w:r>
+            <w:r>
+              <w:rPr>
+                <w:rFonts w:ascii="SimSun" w:hAnsi="SimSun"/>
+                <w:sz w:val="19"/>
+              </w:rPr>
+              <w:t>docs/audio/README.md</w:t>
+            </w:r>
+            <w:r>
+              <w:rPr>
+                <w:rFonts w:ascii="SimSun" w:hAnsi="SimSun"/>
+                <w:sz w:val="19"/>
+              </w:rPr>
+              <w:t>、</w:t>
+            </w:r>
+            <w:r>
+              <w:rPr>
+                <w:rFonts w:ascii="SimSun" w:hAnsi="SimSun"/>
+                <w:sz w:val="19"/>
+              </w:rPr>
+              <w:t>audit-loudness.json</w:t>
+            </w:r>
+            <w:r>
+              <w:rPr>
+                <w:rFonts w:ascii="SimSun" w:hAnsi="SimSun"/>
+                <w:sz w:val="19"/>
+              </w:rPr>
+              <w:t>、</w:t>
+            </w:r>
+            <w:r>
+              <w:rPr>
+                <w:rFonts w:ascii="SimSun" w:hAnsi="SimSun"/>
+                <w:sz w:val="19"/>
+              </w:rPr>
+              <w:t>verify-events.mjs</w:t>
             </w:r>
           </w:p>
         </w:tc>
@@ -1918,14 +1667,20 @@
     </w:tbl>
     <w:p/>
     <w:p>
+      <w:r>
+        <w:t>────────────────────────────────────────</w:t>
+      </w:r>
+    </w:p>
+    <w:p>
       <w:pPr>
         <w:spacing w:before="280" w:after="120"/>
       </w:pPr>
       <w:r>
         <w:rPr>
+          <w:rFonts w:ascii="SimSun" w:hAnsi="SimSun"/>
           <w:b/>
           <w:color w:val="1A1A1A"/>
-          <w:sz w:val="30"/>
+          <w:sz w:val="28"/>
         </w:rPr>
         <w:t>四、最终成果中的 AI 生成或辅助内容</w:t>
       </w:r>
@@ -1946,13 +1701,9 @@
       <w:tr>
         <w:tc>
           <w:tcPr>
-            <w:tcW w:type="dxa" w:w="1900"/>
+            <w:tcW w:type="dxa" w:w="2160"/>
           </w:tcPr>
           <w:p>
-            <w:pPr>
-              <w:jc w:val="center"/>
-            </w:pPr>
-            <w:r/>
             <w:r>
               <w:rPr>
                 <w:rFonts w:ascii="SimSun" w:hAnsi="SimSun"/>
@@ -1965,13 +1716,9 @@
         </w:tc>
         <w:tc>
           <w:tcPr>
-            <w:tcW w:type="dxa" w:w="2700"/>
+            <w:tcW w:type="dxa" w:w="2160"/>
           </w:tcPr>
           <w:p>
-            <w:pPr>
-              <w:jc w:val="center"/>
-            </w:pPr>
-            <w:r/>
             <w:r>
               <w:rPr>
                 <w:rFonts w:ascii="SimSun" w:hAnsi="SimSun"/>
@@ -1984,13 +1731,9 @@
         </w:tc>
         <w:tc>
           <w:tcPr>
-            <w:tcW w:type="dxa" w:w="3500"/>
+            <w:tcW w:type="dxa" w:w="2160"/>
           </w:tcPr>
           <w:p>
-            <w:pPr>
-              <w:jc w:val="center"/>
-            </w:pPr>
-            <w:r/>
             <w:r>
               <w:rPr>
                 <w:rFonts w:ascii="SimSun" w:hAnsi="SimSun"/>
@@ -2003,13 +1746,9 @@
         </w:tc>
         <w:tc>
           <w:tcPr>
-            <w:tcW w:type="dxa" w:w="2200"/>
+            <w:tcW w:type="dxa" w:w="2160"/>
           </w:tcPr>
           <w:p>
-            <w:pPr>
-              <w:jc w:val="center"/>
-            </w:pPr>
-            <w:r/>
             <w:r>
               <w:rPr>
                 <w:rFonts w:ascii="SimSun" w:hAnsi="SimSun"/>
@@ -2024,17 +1763,12 @@
       <w:tr>
         <w:tc>
           <w:tcPr>
-            <w:tcW w:type="dxa" w:w="1900"/>
+            <w:tcW w:type="dxa" w:w="2160"/>
           </w:tcPr>
           <w:p>
-            <w:pPr>
-              <w:spacing w:line="300" w:lineRule="auto"/>
-            </w:pPr>
-            <w:r/>
             <w:r>
               <w:rPr>
                 <w:rFonts w:ascii="SimSun" w:hAnsi="SimSun"/>
-                <w:color w:val="1A1A1A"/>
                 <w:sz w:val="19"/>
               </w:rPr>
               <w:t>正文 113,048 字</w:t>
@@ -2043,17 +1777,12 @@
         </w:tc>
         <w:tc>
           <w:tcPr>
-            <w:tcW w:type="dxa" w:w="2700"/>
+            <w:tcW w:type="dxa" w:w="2160"/>
           </w:tcPr>
           <w:p>
-            <w:pPr>
-              <w:spacing w:line="300" w:lineRule="auto"/>
-            </w:pPr>
-            <w:r/>
             <w:r>
               <w:rPr>
                 <w:rFonts w:ascii="SimSun" w:hAnsi="SimSun"/>
-                <w:color w:val="1A1A1A"/>
                 <w:sz w:val="19"/>
               </w:rPr>
               <w:t>AI 用于初稿、扩写建议与审计辅助；成稿由团队逐段改写</w:t>
@@ -2062,17 +1791,12 @@
         </w:tc>
         <w:tc>
           <w:tcPr>
-            <w:tcW w:type="dxa" w:w="3500"/>
+            <w:tcW w:type="dxa" w:w="2160"/>
           </w:tcPr>
           <w:p>
-            <w:pPr>
-              <w:spacing w:line="300" w:lineRule="auto"/>
-            </w:pPr>
-            <w:r/>
             <w:r>
               <w:rPr>
                 <w:rFonts w:ascii="SimSun" w:hAnsi="SimSun"/>
-                <w:color w:val="1A1A1A"/>
                 <w:sz w:val="19"/>
               </w:rPr>
               <w:t>逐段删改重写、事实核验、禁用词清理；未逐句统计 AI 原句占比，不使用无法核实的百分比</w:t>
@@ -2081,17 +1805,12 @@
         </w:tc>
         <w:tc>
           <w:tcPr>
-            <w:tcW w:type="dxa" w:w="2200"/>
+            <w:tcW w:type="dxa" w:w="2160"/>
           </w:tcPr>
           <w:p>
-            <w:pPr>
-              <w:spacing w:line="300" w:lineRule="auto"/>
-            </w:pPr>
-            <w:r/>
             <w:r>
               <w:rPr>
                 <w:rFonts w:ascii="SimSun" w:hAnsi="SimSun"/>
-                <w:color w:val="1A1A1A"/>
                 <w:sz w:val="19"/>
               </w:rPr>
               <w:t>140 个场景、9 个结局、人物志与「后来」</w:t>
@@ -2102,36 +1821,26 @@
       <w:tr>
         <w:tc>
           <w:tcPr>
-            <w:tcW w:type="dxa" w:w="1900"/>
+            <w:tcW w:type="dxa" w:w="2160"/>
           </w:tcPr>
           <w:p>
-            <w:pPr>
-              <w:spacing w:line="300" w:lineRule="auto"/>
-            </w:pPr>
-            <w:r/>
             <w:r>
               <w:rPr>
                 <w:rFonts w:ascii="SimSun" w:hAnsi="SimSun"/>
-                <w:color w:val="1A1A1A"/>
                 <w:sz w:val="19"/>
               </w:rPr>
-              <w:t>插画 496 张、背景 16 张</w:t>
+              <w:t>插画 496 张、背景 8 张（另 8 个同名参数 JSON）</w:t>
             </w:r>
           </w:p>
         </w:tc>
         <w:tc>
           <w:tcPr>
-            <w:tcW w:type="dxa" w:w="2700"/>
+            <w:tcW w:type="dxa" w:w="2160"/>
           </w:tcPr>
           <w:p>
-            <w:pPr>
-              <w:spacing w:line="300" w:lineRule="auto"/>
-            </w:pPr>
-            <w:r/>
             <w:r>
               <w:rPr>
                 <w:rFonts w:ascii="SimSun" w:hAnsi="SimSun"/>
-                <w:color w:val="1A1A1A"/>
                 <w:sz w:val="19"/>
               </w:rPr>
               <w:t>全部由本地 SDXL 生成（非手绘）</w:t>
@@ -2140,17 +1849,12 @@
         </w:tc>
         <w:tc>
           <w:tcPr>
-            <w:tcW w:type="dxa" w:w="3500"/>
+            <w:tcW w:type="dxa" w:w="2160"/>
           </w:tcPr>
           <w:p>
-            <w:pPr>
-              <w:spacing w:line="300" w:lineRule="auto"/>
-            </w:pPr>
-            <w:r/>
             <w:r>
               <w:rPr>
                 <w:rFonts w:ascii="SimSun" w:hAnsi="SimSun"/>
-                <w:color w:val="1A1A1A"/>
                 <w:sz w:val="19"/>
               </w:rPr>
               <w:t>提示词／seed 设计、VLM 质检、重生成、剔除、裁切与适配</w:t>
@@ -2159,17 +1863,12 @@
         </w:tc>
         <w:tc>
           <w:tcPr>
-            <w:tcW w:type="dxa" w:w="2200"/>
+            <w:tcW w:type="dxa" w:w="2160"/>
           </w:tcPr>
           <w:p>
-            <w:pPr>
-              <w:spacing w:line="300" w:lineRule="auto"/>
-            </w:pPr>
-            <w:r/>
             <w:r>
               <w:rPr>
                 <w:rFonts w:ascii="SimSun" w:hAnsi="SimSun"/>
-                <w:color w:val="1A1A1A"/>
                 <w:sz w:val="19"/>
               </w:rPr>
               <w:t>场景页、结局页、2.5D 分层背景</w:t>
@@ -2180,17 +1879,12 @@
       <w:tr>
         <w:tc>
           <w:tcPr>
-            <w:tcW w:type="dxa" w:w="1900"/>
+            <w:tcW w:type="dxa" w:w="2160"/>
           </w:tcPr>
           <w:p>
-            <w:pPr>
-              <w:spacing w:line="300" w:lineRule="auto"/>
-            </w:pPr>
-            <w:r/>
             <w:r>
               <w:rPr>
                 <w:rFonts w:ascii="SimSun" w:hAnsi="SimSun"/>
-                <w:color w:val="1A1A1A"/>
                 <w:sz w:val="19"/>
               </w:rPr>
               <w:t>音效 28 条</w:t>
@@ -2199,17 +1893,12 @@
         </w:tc>
         <w:tc>
           <w:tcPr>
-            <w:tcW w:type="dxa" w:w="2700"/>
+            <w:tcW w:type="dxa" w:w="2160"/>
           </w:tcPr>
           <w:p>
-            <w:pPr>
-              <w:spacing w:line="300" w:lineRule="auto"/>
-            </w:pPr>
-            <w:r/>
             <w:r>
               <w:rPr>
                 <w:rFonts w:ascii="SimSun" w:hAnsi="SimSun"/>
-                <w:color w:val="1A1A1A"/>
                 <w:sz w:val="19"/>
               </w:rPr>
               <w:t>全部由本地音频模型生成</w:t>
@@ -2218,17 +1907,12 @@
         </w:tc>
         <w:tc>
           <w:tcPr>
-            <w:tcW w:type="dxa" w:w="3500"/>
+            <w:tcW w:type="dxa" w:w="2160"/>
           </w:tcPr>
           <w:p>
-            <w:pPr>
-              <w:spacing w:line="300" w:lineRule="auto"/>
-            </w:pPr>
-            <w:r/>
             <w:r>
               <w:rPr>
                 <w:rFonts w:ascii="SimSun" w:hAnsi="SimSun"/>
-                <w:color w:val="1A1A1A"/>
                 <w:sz w:val="19"/>
               </w:rPr>
               <w:t>试听筛选、DSP 后处理、映射到 42 个声音事件</w:t>
@@ -2237,17 +1921,12 @@
         </w:tc>
         <w:tc>
           <w:tcPr>
-            <w:tcW w:type="dxa" w:w="2200"/>
+            <w:tcW w:type="dxa" w:w="2160"/>
           </w:tcPr>
           <w:p>
-            <w:pPr>
-              <w:spacing w:line="300" w:lineRule="auto"/>
-            </w:pPr>
-            <w:r/>
             <w:r>
               <w:rPr>
                 <w:rFonts w:ascii="SimSun" w:hAnsi="SimSun"/>
-                <w:color w:val="1A1A1A"/>
                 <w:sz w:val="19"/>
               </w:rPr>
               <w:t>环境声、交互音、结局低音</w:t>
@@ -2258,17 +1937,12 @@
       <w:tr>
         <w:tc>
           <w:tcPr>
-            <w:tcW w:type="dxa" w:w="1900"/>
+            <w:tcW w:type="dxa" w:w="2160"/>
           </w:tcPr>
           <w:p>
-            <w:pPr>
-              <w:spacing w:line="300" w:lineRule="auto"/>
-            </w:pPr>
-            <w:r/>
             <w:r>
               <w:rPr>
                 <w:rFonts w:ascii="SimSun" w:hAnsi="SimSun"/>
-                <w:color w:val="1A1A1A"/>
                 <w:sz w:val="19"/>
               </w:rPr>
               <w:t>代码／交互组件</w:t>
@@ -2277,17 +1951,12 @@
         </w:tc>
         <w:tc>
           <w:tcPr>
-            <w:tcW w:type="dxa" w:w="2700"/>
+            <w:tcW w:type="dxa" w:w="2160"/>
           </w:tcPr>
           <w:p>
-            <w:pPr>
-              <w:spacing w:line="300" w:lineRule="auto"/>
-            </w:pPr>
-            <w:r/>
             <w:r>
               <w:rPr>
                 <w:rFonts w:ascii="SimSun" w:hAnsi="SimSun"/>
-                <w:color w:val="1A1A1A"/>
                 <w:sz w:val="19"/>
               </w:rPr>
               <w:t>AI 辅助编写 React、TypeScript、three.js 与测试脚本</w:t>
@@ -2296,39 +1965,36 @@
         </w:tc>
         <w:tc>
           <w:tcPr>
-            <w:tcW w:type="dxa" w:w="3500"/>
+            <w:tcW w:type="dxa" w:w="2160"/>
           </w:tcPr>
           <w:p>
-            <w:pPr>
-              <w:spacing w:line="300" w:lineRule="auto"/>
-            </w:pPr>
-            <w:r/>
             <w:r>
               <w:rPr>
                 <w:rFonts w:ascii="SimSun" w:hAnsi="SimSun"/>
-                <w:color w:val="1A1A1A"/>
                 <w:sz w:val="19"/>
               </w:rPr>
-              <w:t>团队设计交互、架构与集成、逐行审阅、回归测试</w:t>
+              <w:t>团队设计交互（交付手势、灯下找名字、升旗、场景探索热点、三段阅读）、架构与集成、逐行审阅、回归测试</w:t>
             </w:r>
           </w:p>
         </w:tc>
         <w:tc>
           <w:tcPr>
-            <w:tcW w:type="dxa" w:w="2200"/>
+            <w:tcW w:type="dxa" w:w="2160"/>
           </w:tcPr>
           <w:p>
-            <w:pPr>
-              <w:spacing w:line="300" w:lineRule="auto"/>
-            </w:pPr>
-            <w:r/>
             <w:r>
               <w:rPr>
                 <w:rFonts w:ascii="SimSun" w:hAnsi="SimSun"/>
-                <w:color w:val="1A1A1A"/>
                 <w:sz w:val="19"/>
               </w:rPr>
-              <w:t>src/ 全部模块</w:t>
+              <w:t>src/</w:t>
+            </w:r>
+            <w:r>
+              <w:rPr>
+                <w:rFonts w:ascii="SimSun" w:hAnsi="SimSun"/>
+                <w:sz w:val="19"/>
+              </w:rPr>
+              <w:t xml:space="preserve"> 全部模块</w:t>
             </w:r>
           </w:p>
         </w:tc>
@@ -2336,17 +2002,12 @@
       <w:tr>
         <w:tc>
           <w:tcPr>
-            <w:tcW w:type="dxa" w:w="1900"/>
+            <w:tcW w:type="dxa" w:w="2160"/>
           </w:tcPr>
           <w:p>
-            <w:pPr>
-              <w:spacing w:line="300" w:lineRule="auto"/>
-            </w:pPr>
-            <w:r/>
             <w:r>
               <w:rPr>
                 <w:rFonts w:ascii="SimSun" w:hAnsi="SimSun"/>
-                <w:color w:val="1A1A1A"/>
                 <w:sz w:val="19"/>
               </w:rPr>
               <w:t>四行仓库西墙 GLB</w:t>
@@ -2355,17 +2016,12 @@
         </w:tc>
         <w:tc>
           <w:tcPr>
-            <w:tcW w:type="dxa" w:w="2700"/>
+            <w:tcW w:type="dxa" w:w="2160"/>
           </w:tcPr>
           <w:p>
-            <w:pPr>
-              <w:spacing w:line="300" w:lineRule="auto"/>
-            </w:pPr>
-            <w:r/>
             <w:r>
               <w:rPr>
                 <w:rFonts w:ascii="SimSun" w:hAnsi="SimSun"/>
-                <w:color w:val="1A1A1A"/>
                 <w:sz w:val="19"/>
               </w:rPr>
               <w:t>AI 辅助编写 Blender bpy 建模脚本</w:t>
@@ -2374,17 +2030,12 @@
         </w:tc>
         <w:tc>
           <w:tcPr>
-            <w:tcW w:type="dxa" w:w="3500"/>
+            <w:tcW w:type="dxa" w:w="2160"/>
           </w:tcPr>
           <w:p>
-            <w:pPr>
-              <w:spacing w:line="300" w:lineRule="auto"/>
-            </w:pPr>
-            <w:r/>
             <w:r>
               <w:rPr>
                 <w:rFonts w:ascii="SimSun" w:hAnsi="SimSun"/>
-                <w:color w:val="1A1A1A"/>
                 <w:sz w:val="19"/>
               </w:rPr>
               <w:t>团队确定比例、破损取舍、渲染核对与接入</w:t>
@@ -2393,17 +2044,12 @@
         </w:tc>
         <w:tc>
           <w:tcPr>
-            <w:tcW w:type="dxa" w:w="2200"/>
+            <w:tcW w:type="dxa" w:w="2160"/>
           </w:tcPr>
           <w:p>
-            <w:pPr>
-              <w:spacing w:line="300" w:lineRule="auto"/>
-            </w:pPr>
-            <w:r/>
             <w:r>
               <w:rPr>
                 <w:rFonts w:ascii="SimSun" w:hAnsi="SimSun"/>
-                <w:color w:val="1A1A1A"/>
                 <w:sz w:val="19"/>
               </w:rPr>
               <w:t>v1-24 / v1-25 场景的 3D 视角</w:t>
@@ -2414,17 +2060,12 @@
       <w:tr>
         <w:tc>
           <w:tcPr>
-            <w:tcW w:type="dxa" w:w="1900"/>
+            <w:tcW w:type="dxa" w:w="2160"/>
           </w:tcPr>
           <w:p>
-            <w:pPr>
-              <w:spacing w:line="300" w:lineRule="auto"/>
-            </w:pPr>
-            <w:r/>
             <w:r>
               <w:rPr>
                 <w:rFonts w:ascii="SimSun" w:hAnsi="SimSun"/>
-                <w:color w:val="1A1A1A"/>
                 <w:sz w:val="19"/>
               </w:rPr>
               <w:t>剧情树、测试、文档</w:t>
@@ -2433,17 +2074,12 @@
         </w:tc>
         <w:tc>
           <w:tcPr>
-            <w:tcW w:type="dxa" w:w="2700"/>
+            <w:tcW w:type="dxa" w:w="2160"/>
           </w:tcPr>
           <w:p>
-            <w:pPr>
-              <w:spacing w:line="300" w:lineRule="auto"/>
-            </w:pPr>
-            <w:r/>
             <w:r>
               <w:rPr>
                 <w:rFonts w:ascii="SimSun" w:hAnsi="SimSun"/>
-                <w:color w:val="1A1A1A"/>
                 <w:sz w:val="19"/>
               </w:rPr>
               <w:t>AI 辅助生成与整理</w:t>
@@ -2452,17 +2088,12 @@
         </w:tc>
         <w:tc>
           <w:tcPr>
-            <w:tcW w:type="dxa" w:w="3500"/>
+            <w:tcW w:type="dxa" w:w="2160"/>
           </w:tcPr>
           <w:p>
-            <w:pPr>
-              <w:spacing w:line="300" w:lineRule="auto"/>
-            </w:pPr>
-            <w:r/>
             <w:r>
               <w:rPr>
                 <w:rFonts w:ascii="SimSun" w:hAnsi="SimSun"/>
-                <w:color w:val="1A1A1A"/>
                 <w:sz w:val="19"/>
               </w:rPr>
               <w:t>团队核对数字、复跑测试、修订口径</w:t>
@@ -2471,20 +2102,29 @@
         </w:tc>
         <w:tc>
           <w:tcPr>
-            <w:tcW w:type="dxa" w:w="2200"/>
+            <w:tcW w:type="dxa" w:w="2160"/>
           </w:tcPr>
           <w:p>
-            <w:pPr>
-              <w:spacing w:line="300" w:lineRule="auto"/>
-            </w:pPr>
-            <w:r/>
             <w:r>
               <w:rPr>
                 <w:rFonts w:ascii="SimSun" w:hAnsi="SimSun"/>
-                <w:color w:val="1A1A1A"/>
                 <w:sz w:val="19"/>
               </w:rPr>
-              <w:t>docs/report/、docs/deliverables/</w:t>
+              <w:t>docs/report/</w:t>
+            </w:r>
+            <w:r>
+              <w:rPr>
+                <w:rFonts w:ascii="SimSun" w:hAnsi="SimSun"/>
+                <w:sz w:val="19"/>
+              </w:rPr>
+              <w:t>、</w:t>
+            </w:r>
+            <w:r>
+              <w:rPr>
+                <w:rFonts w:ascii="SimSun" w:hAnsi="SimSun"/>
+                <w:sz w:val="19"/>
+              </w:rPr>
+              <w:t>docs/deliverables/</w:t>
             </w:r>
           </w:p>
         </w:tc>
@@ -2492,24 +2132,31 @@
     </w:tbl>
     <w:p/>
     <w:p>
+      <w:r>
+        <w:t>────────────────────────────────────────</w:t>
+      </w:r>
+    </w:p>
+    <w:p>
       <w:pPr>
         <w:spacing w:before="280" w:after="120"/>
       </w:pPr>
       <w:r>
         <w:rPr>
+          <w:rFonts w:ascii="SimSun" w:hAnsi="SimSun"/>
           <w:b/>
           <w:color w:val="1A1A1A"/>
-          <w:sz w:val="30"/>
+          <w:sz w:val="28"/>
         </w:rPr>
         <w:t>五、学生原创贡献说明</w:t>
       </w:r>
     </w:p>
     <w:p>
       <w:pPr>
-        <w:spacing w:line="324" w:lineRule="auto" w:after="80"/>
+        <w:spacing w:line="336" w:lineRule="auto" w:after="80"/>
       </w:pPr>
       <w:r>
         <w:rPr>
+          <w:rFonts w:ascii="SimSun" w:hAnsi="SimSun"/>
           <w:b/>
           <w:color w:val="1A1A1A"/>
           <w:sz w:val="21"/>
@@ -2519,88 +2166,145 @@
     </w:p>
     <w:p>
       <w:pPr>
-        <w:pStyle w:val="ListBullet"/>
-        <w:spacing w:line="312" w:lineRule="auto"/>
+        <w:pStyle w:val="ListNumber"/>
       </w:pPr>
+      <w:r>
+        <w:rPr>
+          <w:rFonts w:ascii="SimSun" w:hAnsi="SimSun"/>
+          <w:b/>
+          <w:sz w:val="21"/>
+        </w:rPr>
+        <w:t>核心创意</w:t>
+      </w:r>
       <w:r>
         <w:rPr>
           <w:rFonts w:ascii="SimSun" w:hAnsi="SimSun"/>
           <w:sz w:val="21"/>
         </w:rPr>
-        <w:t>核心创意：以「一个识字的兵，每一夜只能带一样东西过苏州河」的记忆载体机制替代战斗叙事；9 个结局（6 主 + 3 合成）不排名、不按死亡人数评分，只回答「哪一种记忆被留下」。</w:t>
+        <w:t>：用「一个识字的兵，每一夜只能带一样东西过苏州河」这套记忆载体机制替代战斗叙事。9 个结局（6 个主结局 + 3 个合成结局）不排名，也不按死亡人数评分，只回答「哪一种记忆被留下」。</w:t>
       </w:r>
     </w:p>
     <w:p>
       <w:pPr>
-        <w:pStyle w:val="ListBullet"/>
-        <w:spacing w:line="312" w:lineRule="auto"/>
+        <w:pStyle w:val="ListNumber"/>
       </w:pPr>
+      <w:r>
+        <w:rPr>
+          <w:rFonts w:ascii="SimSun" w:hAnsi="SimSun"/>
+          <w:b/>
+          <w:sz w:val="21"/>
+        </w:rPr>
+        <w:t>叙事与结构</w:t>
+      </w:r>
       <w:r>
         <w:rPr>
           <w:rFonts w:ascii="SimSun" w:hAnsi="SimSun"/>
           <w:sz w:val="21"/>
         </w:rPr>
-        <w:t>叙事与结构：序卷（1947 造册）→ 卷一（通城整编到上海）→ 四行五夜 → 孤军营 → 尾声九结局；140 个场景、113,048 字；人物志 10 篇、「后来」15 篇。</w:t>
+        <w:t>：序卷（1947 造册）→ 卷一（通城整编到上海）→ 四行五夜 → 孤军营 → 尾声九结局。140 个场景、113,048 字，另有 10 篇人物志与 15 篇「后来」。</w:t>
       </w:r>
     </w:p>
     <w:p>
       <w:pPr>
-        <w:pStyle w:val="ListBullet"/>
-        <w:spacing w:line="312" w:lineRule="auto"/>
+        <w:pStyle w:val="ListNumber"/>
       </w:pPr>
+      <w:r>
+        <w:rPr>
+          <w:rFonts w:ascii="SimSun" w:hAnsi="SimSun"/>
+          <w:b/>
+          <w:sz w:val="21"/>
+        </w:rPr>
+        <w:t>史实工作</w:t>
+      </w:r>
       <w:r>
         <w:rPr>
           <w:rFonts w:ascii="SimSun" w:hAnsi="SimSun"/>
           <w:sz w:val="21"/>
         </w:rPr>
-        <w:t>史实工作：76 张史料卡（已核 63 张），真实人物零自编台词，未核史实不进正文；全部史实断言可回到卡片原句与出处。</w:t>
+        <w:t>：76 张史料卡（已核 63 张），真实人物零自编台词，核对不下来的史实不进正文。每一条史实断言都能回到卡片原句和出处。</w:t>
       </w:r>
     </w:p>
     <w:p>
       <w:pPr>
-        <w:pStyle w:val="ListBullet"/>
-        <w:spacing w:line="312" w:lineRule="auto"/>
+        <w:pStyle w:val="ListNumber"/>
       </w:pPr>
+      <w:r>
+        <w:rPr>
+          <w:rFonts w:ascii="SimSun" w:hAnsi="SimSun"/>
+          <w:b/>
+          <w:sz w:val="21"/>
+        </w:rPr>
+        <w:t>交互设计</w:t>
+      </w:r>
       <w:r>
         <w:rPr>
           <w:rFonts w:ascii="SimSun" w:hAnsi="SimSun"/>
           <w:sz w:val="21"/>
         </w:rPr>
-        <w:t>交互设计：结局交付手势（拖入匣子 + 按住 1 秒按手印）、第一夜灯下找名字、第三夜升旗拖拽、3D 场景「背景图 + 22 个热点」、长段落三段阅读与人物剪影、点击粒子与五种天气换幕。</w:t>
+        <w:t>：结局交付手势（拖入匣子 + 按住 1 秒按手印）、第一夜灯下找名字、第三夜升旗拖拽、3D 场景「背景图 + 22 个热点」、长段落三段阅读与人物剪影、点击粒子与五种天气换幕。</w:t>
       </w:r>
     </w:p>
     <w:p>
       <w:pPr>
-        <w:pStyle w:val="ListBullet"/>
-        <w:spacing w:line="312" w:lineRule="auto"/>
+        <w:pStyle w:val="ListNumber"/>
       </w:pPr>
+      <w:r>
+        <w:rPr>
+          <w:rFonts w:ascii="SimSun" w:hAnsi="SimSun"/>
+          <w:b/>
+          <w:sz w:val="21"/>
+        </w:rPr>
+        <w:t>工程实现</w:t>
+      </w:r>
       <w:r>
         <w:rPr>
           <w:rFonts w:ascii="SimSun" w:hAnsi="SimSun"/>
           <w:sz w:val="21"/>
         </w:rPr>
-        <w:t>工程实现：纯前端静态站点（React + TypeScript + three.js），无后端、无外部字体／CDN，断网可跑，base:'./' 子目录可部署；键盘全流程、减少动效降级、对比度全 PASS。</w:t>
+        <w:t>：纯前端静态站点（React + TypeScript + three.js），无后端、无外部字体／CDN，断网可跑，</w:t>
       </w:r>
-    </w:p>
-    <w:p>
-      <w:pPr>
-        <w:pStyle w:val="ListBullet"/>
-        <w:spacing w:line="312" w:lineRule="auto"/>
-      </w:pPr>
       <w:r>
         <w:rPr>
           <w:rFonts w:ascii="SimSun" w:hAnsi="SimSun"/>
           <w:sz w:val="21"/>
         </w:rPr>
-        <w:t>测试与验收：全流程 115 场景到结局、九结局 9/9、键盘／存档／图鉴／3D 泄漏 11/11、子目录部署与减少动效、无障碍对比度全部通过。</w:t>
+        <w:t>base:'./'</w:t>
+      </w:r>
+      <w:r>
+        <w:rPr>
+          <w:rFonts w:ascii="SimSun" w:hAnsi="SimSun"/>
+          <w:sz w:val="21"/>
+        </w:rPr>
+        <w:t xml:space="preserve"> 子目录可部署。键盘全流程、减少动效降级、对比度全 PASS。</w:t>
       </w:r>
     </w:p>
     <w:p>
       <w:pPr>
-        <w:spacing w:line="324" w:lineRule="auto" w:after="80"/>
+        <w:pStyle w:val="ListNumber"/>
       </w:pPr>
       <w:r>
         <w:rPr>
+          <w:rFonts w:ascii="SimSun" w:hAnsi="SimSun"/>
+          <w:b/>
+          <w:sz w:val="21"/>
+        </w:rPr>
+        <w:t>测试与验收</w:t>
+      </w:r>
+      <w:r>
+        <w:rPr>
+          <w:rFonts w:ascii="SimSun" w:hAnsi="SimSun"/>
+          <w:sz w:val="21"/>
+        </w:rPr>
+        <w:t>：全流程 115 场景到结局、九结局 9/9、键盘／存档／图鉴／3D 泄漏 11/11、子目录部署与减少动效、无障碍对比度全部通过。</w:t>
+      </w:r>
+    </w:p>
+    <w:p>
+      <w:pPr>
+        <w:spacing w:line="336" w:lineRule="auto" w:after="80"/>
+      </w:pPr>
+      <w:r>
+        <w:rPr>
+          <w:rFonts w:ascii="SimSun" w:hAnsi="SimSun"/>
           <w:b/>
           <w:color w:val="1A1A1A"/>
           <w:sz w:val="21"/>
@@ -2611,53 +2315,144 @@
     <w:p>
       <w:pPr>
         <w:pStyle w:val="ListBullet"/>
-        <w:spacing w:line="312" w:lineRule="auto"/>
       </w:pPr>
       <w:r>
         <w:rPr>
           <w:rFonts w:ascii="SimSun" w:hAnsi="SimSun"/>
           <w:sz w:val="21"/>
         </w:rPr>
-        <w:t>AI 不参与最终决策、不署名、不替代史料核对；AI 生成内容一律按实际情况披露，不表述为手绘或独立原创。</w:t>
+        <w:t>AI 不参与最终决策，不署名，也不替代史料核对。AI 生成的内容一律按实际情况披露，不说成手绘或独立原创。</w:t>
       </w:r>
     </w:p>
     <w:p>
       <w:pPr>
         <w:pStyle w:val="ListBullet"/>
-        <w:spacing w:line="312" w:lineRule="auto"/>
       </w:pPr>
       <w:r>
         <w:rPr>
           <w:rFonts w:ascii="SimSun" w:hAnsi="SimSun"/>
           <w:sz w:val="21"/>
         </w:rPr>
-        <w:t>正文中保留的 AI 辅助内容均经过团队逐段删改；图像与音效为 AI 生成素材，由团队完成筛选、后处理与整合。</w:t>
+        <w:t>正文里保留的 AI 辅助内容都经过团队逐段删改。图像与音效是 AI 生成的素材，由团队做筛选、后处理与整合。</w:t>
       </w:r>
     </w:p>
     <w:p>
       <w:pPr>
         <w:pStyle w:val="ListBullet"/>
-        <w:spacing w:line="312" w:lineRule="auto"/>
       </w:pPr>
       <w:r>
         <w:rPr>
           <w:rFonts w:ascii="SimSun" w:hAnsi="SimSun"/>
           <w:sz w:val="21"/>
         </w:rPr>
-        <w:t>不使用 AI 生成真实人物肖像、不生成伤亡细节、不编造真实人物台词。</w:t>
+        <w:t>不用 AI 生成真实人物肖像，不生成伤亡细节，也不编造真实人物台词。</w:t>
       </w:r>
     </w:p>
     <w:p>
       <w:pPr>
-        <w:spacing w:line="324" w:lineRule="auto" w:after="80"/>
+        <w:spacing w:line="336" w:lineRule="auto" w:after="80"/>
       </w:pPr>
       <w:r>
         <w:rPr>
-          <w:b w:val="0"/>
+          <w:rFonts w:ascii="SimSun" w:hAnsi="SimSun"/>
+          <w:b/>
           <w:color w:val="1A1A1A"/>
           <w:sz w:val="21"/>
         </w:rPr>
-        <w:t>可核查过程材料：git 提交记录、docs/audit/ 双轨审计报告、docs/art/image-manifest.json、docs/audio/audio-manifest.json、tools/metrics.mjs 数字基线、各测试脚本与 docs/deliverables/测试记录.md。</w:t>
+        <w:t>可核查过程材料：</w:t>
+      </w:r>
+      <w:r>
+        <w:rPr>
+          <w:rFonts w:ascii="SimSun" w:hAnsi="SimSun"/>
+          <w:color w:val="1A1A1A"/>
+          <w:sz w:val="21"/>
+        </w:rPr>
+        <w:t xml:space="preserve"> git 提交记录、</w:t>
+      </w:r>
+      <w:r>
+        <w:rPr>
+          <w:rFonts w:ascii="SimSun" w:hAnsi="SimSun"/>
+          <w:color w:val="1A1A1A"/>
+          <w:sz w:val="21"/>
+        </w:rPr>
+        <w:t>docs/audit/</w:t>
+      </w:r>
+      <w:r>
+        <w:rPr>
+          <w:rFonts w:ascii="SimSun" w:hAnsi="SimSun"/>
+          <w:color w:val="1A1A1A"/>
+          <w:sz w:val="21"/>
+        </w:rPr>
+        <w:t xml:space="preserve"> 双轨审计报告、</w:t>
+      </w:r>
+      <w:r>
+        <w:rPr>
+          <w:rFonts w:ascii="SimSun" w:hAnsi="SimSun"/>
+          <w:color w:val="1A1A1A"/>
+          <w:sz w:val="21"/>
+        </w:rPr>
+        <w:t>docs/art/image-manifest.json</w:t>
+      </w:r>
+      <w:r>
+        <w:rPr>
+          <w:rFonts w:ascii="SimSun" w:hAnsi="SimSun"/>
+          <w:color w:val="1A1A1A"/>
+          <w:sz w:val="21"/>
+        </w:rPr>
+        <w:t>、</w:t>
+      </w:r>
+      <w:r>
+        <w:rPr>
+          <w:rFonts w:ascii="SimSun" w:hAnsi="SimSun"/>
+          <w:color w:val="1A1A1A"/>
+          <w:sz w:val="21"/>
+        </w:rPr>
+        <w:t>docs/audio/audio-manifest.json</w:t>
+      </w:r>
+      <w:r>
+        <w:rPr>
+          <w:rFonts w:ascii="SimSun" w:hAnsi="SimSun"/>
+          <w:color w:val="1A1A1A"/>
+          <w:sz w:val="21"/>
+        </w:rPr>
+        <w:t>、</w:t>
+      </w:r>
+      <w:r>
+        <w:rPr>
+          <w:rFonts w:ascii="SimSun" w:hAnsi="SimSun"/>
+          <w:color w:val="1A1A1A"/>
+          <w:sz w:val="21"/>
+        </w:rPr>
+        <w:t>tools/metrics.mjs</w:t>
+      </w:r>
+      <w:r>
+        <w:rPr>
+          <w:rFonts w:ascii="SimSun" w:hAnsi="SimSun"/>
+          <w:color w:val="1A1A1A"/>
+          <w:sz w:val="21"/>
+        </w:rPr>
+        <w:t xml:space="preserve"> 数字基线、各测试脚本与 </w:t>
+      </w:r>
+      <w:r>
+        <w:rPr>
+          <w:rFonts w:ascii="SimSun" w:hAnsi="SimSun"/>
+          <w:color w:val="1A1A1A"/>
+          <w:sz w:val="21"/>
+        </w:rPr>
+        <w:t>docs/deliverables/测试记录.md</w:t>
+      </w:r>
+      <w:r>
+        <w:rPr>
+          <w:rFonts w:ascii="SimSun" w:hAnsi="SimSun"/>
+          <w:color w:val="1A1A1A"/>
+          <w:sz w:val="21"/>
+        </w:rPr>
+        <w:t>。</w:t>
+      </w:r>
+    </w:p>
+    <w:p>
+      <w:r>
+        <w:t>────────────────────────────────────────</w:t>
       </w:r>
     </w:p>
     <w:p>
@@ -2666,20 +2461,21 @@
       </w:pPr>
       <w:r>
         <w:rPr>
+          <w:rFonts w:ascii="SimSun" w:hAnsi="SimSun"/>
           <w:b/>
           <w:color w:val="1A1A1A"/>
-          <w:sz w:val="30"/>
+          <w:sz w:val="28"/>
         </w:rPr>
         <w:t>六、代表性过程材料（按需）</w:t>
       </w:r>
     </w:p>
     <w:p>
       <w:pPr>
-        <w:spacing w:line="324" w:lineRule="auto" w:after="80"/>
+        <w:spacing w:line="336" w:lineRule="auto" w:after="80"/>
       </w:pPr>
       <w:r>
         <w:rPr>
-          <w:b w:val="0"/>
+          <w:rFonts w:ascii="SimSun" w:hAnsi="SimSun"/>
           <w:color w:val="1A1A1A"/>
           <w:sz w:val="21"/>
         </w:rPr>
@@ -2688,34 +2484,59 @@
     </w:p>
     <w:p>
       <w:pPr>
-        <w:pStyle w:val="ListBullet"/>
-        <w:spacing w:line="312" w:lineRule="auto"/>
+        <w:pStyle w:val="ListNumber"/>
       </w:pPr>
       <w:r>
         <w:rPr>
           <w:rFonts w:ascii="SimSun" w:hAnsi="SimSun"/>
           <w:sz w:val="21"/>
         </w:rPr>
-        <w:t>插画生成参数：docs/art/image-manifest.json（prompt、seed、尺寸、步数、耗时）+ 质检报告与人工抽查记录；</w:t>
+        <w:t>插画生成参数：</w:t>
+      </w:r>
+      <w:r>
+        <w:rPr>
+          <w:rFonts w:ascii="SimSun" w:hAnsi="SimSun"/>
+          <w:sz w:val="21"/>
+        </w:rPr>
+        <w:t>docs/art/image-manifest.json</w:t>
+      </w:r>
+      <w:r>
+        <w:rPr>
+          <w:rFonts w:ascii="SimSun" w:hAnsi="SimSun"/>
+          <w:sz w:val="21"/>
+        </w:rPr>
+        <w:t>（prompt、seed、尺寸、步数、耗时）+ 质检报告与人工抽查记录；</w:t>
       </w:r>
     </w:p>
     <w:p>
       <w:pPr>
-        <w:pStyle w:val="ListBullet"/>
-        <w:spacing w:line="312" w:lineRule="auto"/>
+        <w:pStyle w:val="ListNumber"/>
       </w:pPr>
       <w:r>
         <w:rPr>
           <w:rFonts w:ascii="SimSun" w:hAnsi="SimSun"/>
           <w:sz w:val="21"/>
         </w:rPr>
-        <w:t>音效生成参数：docs/audio/audio-manifest.json（prompt、seed、采样率、峰值显存）+ 响度审计 JSON；</w:t>
+        <w:t>音效生成参数：</w:t>
+      </w:r>
+      <w:r>
+        <w:rPr>
+          <w:rFonts w:ascii="SimSun" w:hAnsi="SimSun"/>
+          <w:sz w:val="21"/>
+        </w:rPr>
+        <w:t>docs/audio/audio-manifest.json</w:t>
+      </w:r>
+      <w:r>
+        <w:rPr>
+          <w:rFonts w:ascii="SimSun" w:hAnsi="SimSun"/>
+          <w:sz w:val="21"/>
+        </w:rPr>
+        <w:t>（prompt、seed、采样率、峰值显存）+ 响度审计 JSON；</w:t>
       </w:r>
     </w:p>
     <w:p>
       <w:pPr>
-        <w:pStyle w:val="ListBullet"/>
-        <w:spacing w:line="312" w:lineRule="auto"/>
+        <w:pStyle w:val="ListNumber"/>
       </w:pPr>
       <w:r>
         <w:rPr>
@@ -2727,8 +2548,7 @@
     </w:p>
     <w:p>
       <w:pPr>
-        <w:pStyle w:val="ListBullet"/>
-        <w:spacing w:line="312" w:lineRule="auto"/>
+        <w:pStyle w:val="ListNumber"/>
       </w:pPr>
       <w:r>
         <w:rPr>
@@ -2740,15 +2560,20 @@
     </w:p>
     <w:p>
       <w:pPr>
-        <w:spacing w:line="324" w:lineRule="auto" w:after="80"/>
+        <w:spacing w:line="336" w:lineRule="auto" w:after="80"/>
       </w:pPr>
       <w:r>
         <w:rPr>
-          <w:b w:val="0"/>
+          <w:rFonts w:ascii="SimSun" w:hAnsi="SimSun"/>
           <w:color w:val="1A1A1A"/>
           <w:sz w:val="21"/>
         </w:rPr>
         <w:t>涉及内部提示词与历史对话的部分仅保留能说明 AI 作用与学生贡献的必要片段，其余不提交。</w:t>
+      </w:r>
+    </w:p>
+    <w:p>
+      <w:r>
+        <w:t>────────────────────────────────────────</w:t>
       </w:r>
     </w:p>
     <w:p>
@@ -2757,76 +2582,179 @@
       </w:pPr>
       <w:r>
         <w:rPr>
+          <w:rFonts w:ascii="SimSun" w:hAnsi="SimSun"/>
           <w:b/>
           <w:color w:val="1A1A1A"/>
-          <w:sz w:val="30"/>
+          <w:sz w:val="28"/>
         </w:rPr>
         <w:t>七、资源来源与合规说明</w:t>
       </w:r>
     </w:p>
     <w:p>
       <w:pPr>
+        <w:pStyle w:val="ListNumber"/>
+      </w:pPr>
+      <w:r>
+        <w:rPr>
+          <w:rFonts w:ascii="SimSun" w:hAnsi="SimSun"/>
+          <w:b/>
+          <w:sz w:val="21"/>
+        </w:rPr>
+        <w:t>图片与音视频素材</w:t>
+      </w:r>
+      <w:r>
+        <w:rPr>
+          <w:rFonts w:ascii="SimSun" w:hAnsi="SimSun"/>
+          <w:sz w:val="21"/>
+        </w:rPr>
+        <w:t>：作品内插画、背景、音效均为本地 AI 生成素材，非第三方图库、非影视截图、非真实人物照片。生成工具与模型、生成环节、筛选修改情况与最终位置见本说明第二至四部分。人物的表现一律为剪影或背影，不出现清晰人脸。</w:t>
+      </w:r>
+    </w:p>
+    <w:p>
+      <w:pPr>
+        <w:pStyle w:val="ListNumber"/>
+      </w:pPr>
+      <w:r>
+        <w:rPr>
+          <w:rFonts w:ascii="SimSun" w:hAnsi="SimSun"/>
+          <w:b/>
+          <w:sz w:val="21"/>
+        </w:rPr>
+        <w:t>历史人物与史料</w:t>
+      </w:r>
+      <w:r>
+        <w:rPr>
+          <w:rFonts w:ascii="SimSun" w:hAnsi="SimSun"/>
+          <w:sz w:val="21"/>
+        </w:rPr>
+        <w:t>：真实历史人物只以可公开查证的事实出现，不虚构台词。史料引自公开出版物与地方志，游戏内「史料库」逐条注明出处。正文只引短句，不复制整页图像。</w:t>
+      </w:r>
+    </w:p>
+    <w:p>
+      <w:pPr>
+        <w:pStyle w:val="ListNumber"/>
+      </w:pPr>
+      <w:r>
+        <w:rPr>
+          <w:rFonts w:ascii="SimSun" w:hAnsi="SimSun"/>
+          <w:b/>
+          <w:sz w:val="21"/>
+        </w:rPr>
+        <w:t>第三方模型与开源库许可</w:t>
+      </w:r>
+      <w:r>
+        <w:rPr>
+          <w:rFonts w:ascii="SimSun" w:hAnsi="SimSun"/>
+          <w:sz w:val="21"/>
+        </w:rPr>
+        <w:t>：</w:t>
+      </w:r>
+    </w:p>
+    <w:p>
+      <w:pPr>
         <w:pStyle w:val="ListBullet"/>
-        <w:spacing w:line="312" w:lineRule="auto"/>
       </w:pPr>
       <w:r>
         <w:rPr>
           <w:rFonts w:ascii="SimSun" w:hAnsi="SimSun"/>
           <w:sz w:val="21"/>
         </w:rPr>
-        <w:t>图片与音视频素材：作品内插画、背景、音效均为本地 AI 生成素材，非第三方图库、非影视截图、非真实人物照片；生成工具与模型、生成环节、筛选修改情况及最终位置见本说明第二至四部分。人物的表现一律为剪影或背影，不出现清晰人脸。</w:t>
+        <w:t>SDXL base 1.0：CreativeML Open RAIL++-M；SDXL-Lightning：随模型卡声明；</w:t>
       </w:r>
     </w:p>
     <w:p>
       <w:pPr>
         <w:pStyle w:val="ListBullet"/>
-        <w:spacing w:line="312" w:lineRule="auto"/>
       </w:pPr>
       <w:r>
         <w:rPr>
           <w:rFonts w:ascii="SimSun" w:hAnsi="SimSun"/>
           <w:sz w:val="21"/>
         </w:rPr>
-        <w:t>历史人物与史料：真实历史人物只以可公开查证的事实出现，不虚构台词；史料引自公开出版物与地方志，游戏内「史料库」逐条注明出处，正文只引用短句，不复制整页图像。</w:t>
+        <w:t>Qwen3-VL-2B-Instruct：Apache-2.0；Stable Audio Open Small：Stability AI Community License（非商业学生竞赛使用）；</w:t>
       </w:r>
     </w:p>
     <w:p>
       <w:pPr>
         <w:pStyle w:val="ListBullet"/>
-        <w:spacing w:line="312" w:lineRule="auto"/>
       </w:pPr>
       <w:r>
         <w:rPr>
           <w:rFonts w:ascii="SimSun" w:hAnsi="SimSun"/>
           <w:sz w:val="21"/>
         </w:rPr>
-        <w:t>第三方模型与开源库许可：SDXL base 1.0（CreativeML Open RAIL++-M）、SDXL-Lightning（随模型卡声明）、Qwen3-VL-2B-Instruct（Apache-2.0）、Stable Audio Open Small（Stability AI Community License，非商业学生竞赛使用）、three.js（MIT）、React／Vite／TypeScript（MIT／Apache-2.0）；完整清单见 docs/deliverables/第三方资源说明.md。</w:t>
+        <w:t>three.js：MIT；React／Vite／TypeScript 等：MIT／Apache-2.0；</w:t>
       </w:r>
     </w:p>
     <w:p>
       <w:pPr>
         <w:pStyle w:val="ListBullet"/>
-        <w:spacing w:line="312" w:lineRule="auto"/>
       </w:pPr>
       <w:r>
         <w:rPr>
           <w:rFonts w:ascii="SimSun" w:hAnsi="SimSun"/>
           <w:sz w:val="21"/>
         </w:rPr>
-        <w:t>字体与运行环境：仅使用系统字体，不内嵌外部字体；无外部 CDN 请求；断网可运行。</w:t>
+        <w:t xml:space="preserve">全部依赖见 </w:t>
       </w:r>
-    </w:p>
-    <w:p>
-      <w:pPr>
-        <w:pStyle w:val="ListBullet"/>
-        <w:spacing w:line="312" w:lineRule="auto"/>
-      </w:pPr>
       <w:r>
         <w:rPr>
           <w:rFonts w:ascii="SimSun" w:hAnsi="SimSun"/>
           <w:sz w:val="21"/>
         </w:rPr>
-        <w:t>AI 生成内容审核：所有 AI 生成图片经 VLM 四维质检与人工抽查，音效经逐条试听与频谱检查；不符合历史语境、出现现代物或清晰人脸、画面畸变的素材已剔除或重生成。</w:t>
+        <w:t>docs/deliverables/第三方资源说明.md</w:t>
+      </w:r>
+      <w:r>
+        <w:rPr>
+          <w:rFonts w:ascii="SimSun" w:hAnsi="SimSun"/>
+          <w:sz w:val="21"/>
+        </w:rPr>
+        <w:t>，本说明不重复清单。</w:t>
+      </w:r>
+    </w:p>
+    <w:p>
+      <w:pPr>
+        <w:pStyle w:val="ListNumber"/>
+      </w:pPr>
+      <w:r>
+        <w:rPr>
+          <w:rFonts w:ascii="SimSun" w:hAnsi="SimSun"/>
+          <w:b/>
+          <w:sz w:val="21"/>
+        </w:rPr>
+        <w:t>字体与运行环境</w:t>
+      </w:r>
+      <w:r>
+        <w:rPr>
+          <w:rFonts w:ascii="SimSun" w:hAnsi="SimSun"/>
+          <w:sz w:val="21"/>
+        </w:rPr>
+        <w:t>：仅使用系统字体，不内嵌外部字体；无外部 CDN 请求；断网可运行。</w:t>
+      </w:r>
+    </w:p>
+    <w:p>
+      <w:pPr>
+        <w:pStyle w:val="ListNumber"/>
+      </w:pPr>
+      <w:r>
+        <w:rPr>
+          <w:rFonts w:ascii="SimSun" w:hAnsi="SimSun"/>
+          <w:b/>
+          <w:sz w:val="21"/>
+        </w:rPr>
+        <w:t>AI 生成内容审核</w:t>
+      </w:r>
+      <w:r>
+        <w:rPr>
+          <w:rFonts w:ascii="SimSun" w:hAnsi="SimSun"/>
+          <w:sz w:val="21"/>
+        </w:rPr>
+        <w:t>：所有 AI 生成图片经 VLM 四维质检与人工抽查，音效经逐条试听与频谱检查。不符合历史语境、出现现代物或清晰人脸、画面畸变的素材已剔除或重生成。</w:t>
+      </w:r>
+    </w:p>
+    <w:p>
+      <w:r>
+        <w:t>────────────────────────────────────────</w:t>
       </w:r>
     </w:p>
     <w:p>
@@ -2835,48 +2763,55 @@
       </w:pPr>
       <w:r>
         <w:rPr>
+          <w:rFonts w:ascii="SimSun" w:hAnsi="SimSun"/>
           <w:b/>
           <w:color w:val="1A1A1A"/>
-          <w:sz w:val="30"/>
+          <w:sz w:val="28"/>
         </w:rPr>
         <w:t>八、填写确认与提交提示</w:t>
       </w:r>
     </w:p>
     <w:p>
       <w:pPr>
-        <w:spacing w:line="324" w:lineRule="auto" w:after="80"/>
+        <w:spacing w:line="336" w:lineRule="auto" w:after="80"/>
       </w:pPr>
       <w:r>
         <w:rPr>
-          <w:b w:val="0"/>
+          <w:rFonts w:ascii="SimSun" w:hAnsi="SimSun"/>
           <w:color w:val="1A1A1A"/>
           <w:sz w:val="21"/>
         </w:rPr>
-        <w:t>团队确认：本说明真实反映 AI 工具使用情况、学生自主工作与最终成果状态；未虚构使用过程，未将 AI 或第三方成果表述为学生独立原创；真实性、原创性与知识产权承诺按本届统一《参赛承诺书》执行。</w:t>
+        <w:t>团队确认：本说明真实反映 AI 工具使用情况、学生自主工作与最终成果状态。没有虚构使用过程，也没有把 AI 或第三方成果说成学生独立原创。真实性、原创性与知识产权承诺按本届统一《参赛承诺书》执行。</w:t>
       </w:r>
     </w:p>
     <w:p>
       <w:pPr>
-        <w:spacing w:line="324" w:lineRule="auto" w:after="80"/>
+        <w:spacing w:line="336" w:lineRule="auto" w:after="80"/>
       </w:pPr>
       <w:r>
         <w:rPr>
-          <w:b w:val="0"/>
+          <w:rFonts w:ascii="SimSun" w:hAnsi="SimSun"/>
           <w:color w:val="1A1A1A"/>
           <w:sz w:val="21"/>
         </w:rPr>
-        <w:t>本说明作为材料清单 AI 使用补充材料，按第 6 项参赛打包文件的要求归档；匿名化要求已按赛事规定处理，不包含学校、成员与指导教师信息。</w:t>
+        <w:t>本说明作为材料清单 AI 使用补充材料，按第 6 项参赛打包文件的要求归档。匿名化要求已按赛事规定处理，本文件不含学校、成员与指导教师信息。</w:t>
+      </w:r>
+    </w:p>
+    <w:p>
+      <w:r>
+        <w:t>────────────────────────────────────────</w:t>
       </w:r>
     </w:p>
     <w:p>
       <w:pPr>
-        <w:spacing w:before="280" w:after="120"/>
+        <w:spacing w:line="336" w:lineRule="auto" w:after="80"/>
       </w:pPr>
       <w:r>
         <w:rPr>
+          <w:rFonts w:ascii="SimSun" w:hAnsi="SimSun"/>
           <w:b/>
           <w:color w:val="1A1A1A"/>
-          <w:sz w:val="30"/>
+          <w:sz w:val="21"/>
         </w:rPr>
         <w:t>附：数据口径说明</w:t>
       </w:r>
@@ -2884,20 +2819,32 @@
     <w:p>
       <w:pPr>
         <w:pStyle w:val="ListBullet"/>
-        <w:spacing w:line="312" w:lineRule="auto"/>
       </w:pPr>
       <w:r>
         <w:rPr>
           <w:rFonts w:ascii="SimSun" w:hAnsi="SimSun"/>
           <w:sz w:val="21"/>
         </w:rPr>
-        <w:t>正文严格字数 113,048（只统计玩家读到的正文段落，tools/count-words-strict.mjs 可复现）；</w:t>
+        <w:t>正文严格字数 113,048（只统计玩家读到的正文段落，</w:t>
+      </w:r>
+      <w:r>
+        <w:rPr>
+          <w:rFonts w:ascii="SimSun" w:hAnsi="SimSun"/>
+          <w:sz w:val="21"/>
+        </w:rPr>
+        <w:t>node tools/count-words-strict.mjs</w:t>
+      </w:r>
+      <w:r>
+        <w:rPr>
+          <w:rFonts w:ascii="SimSun" w:hAnsi="SimSun"/>
+          <w:sz w:val="21"/>
+        </w:rPr>
+        <w:t xml:space="preserve"> 可复现）；</w:t>
       </w:r>
     </w:p>
     <w:p>
       <w:pPr>
         <w:pStyle w:val="ListBullet"/>
-        <w:spacing w:line="312" w:lineRule="auto"/>
       </w:pPr>
       <w:r>
         <w:rPr>
@@ -2910,7 +2857,6 @@
     <w:p>
       <w:pPr>
         <w:pStyle w:val="ListBullet"/>
-        <w:spacing w:line="312" w:lineRule="auto"/>
       </w:pPr>
       <w:r>
         <w:rPr>
@@ -2923,7 +2869,6 @@
     <w:p>
       <w:pPr>
         <w:pStyle w:val="ListBullet"/>
-        <w:spacing w:line="312" w:lineRule="auto"/>
       </w:pPr>
       <w:r>
         <w:rPr>
@@ -2936,7 +2881,6 @@
     <w:p>
       <w:pPr>
         <w:pStyle w:val="ListBullet"/>
-        <w:spacing w:line="312" w:lineRule="auto"/>
       </w:pPr>
       <w:r>
         <w:rPr>
@@ -2949,14 +2893,27 @@
     <w:p>
       <w:pPr>
         <w:pStyle w:val="ListBullet"/>
-        <w:spacing w:line="312" w:lineRule="auto"/>
       </w:pPr>
       <w:r>
         <w:rPr>
           <w:rFonts w:ascii="SimSun" w:hAnsi="SimSun"/>
           <w:sz w:val="21"/>
         </w:rPr>
-        <w:t>以上数字与 docs/report/2026-10-22-afternoon-metrics.json 一致。</w:t>
+        <w:t xml:space="preserve">以上数字与 </w:t>
+      </w:r>
+      <w:r>
+        <w:rPr>
+          <w:rFonts w:ascii="SimSun" w:hAnsi="SimSun"/>
+          <w:sz w:val="21"/>
+        </w:rPr>
+        <w:t>docs/report/2026-10-22-afternoon-metrics.json</w:t>
+      </w:r>
+      <w:r>
+        <w:rPr>
+          <w:rFonts w:ascii="SimSun" w:hAnsi="SimSun"/>
+          <w:sz w:val="21"/>
+        </w:rPr>
+        <w:t xml:space="preserve"> 一致。</w:t>
       </w:r>
     </w:p>
     <w:sectPr>
